--- a/tests/corpus_v2/docs/lease_0002.docx
+++ b/tests/corpus_v2/docs/lease_0002.docx
@@ -21,7 +21,13 @@
         <w:rPr>
           <w:b/>
         </w:rPr>
-        <w:t xml:space="preserve">№ 68/2025-С</w:t>
+        <w:t xml:space="preserve">№ </w:t>
+      </w:r>
+      <w:r>
+        <w:rPr>
+          <w:b/>
+        </w:rPr>
+        <w:t xml:space="preserve">43/19</w:t>
       </w:r>
     </w:p>
     <w:p/>
@@ -33,7 +39,7 @@
         <w:t xml:space="preserve">     </w:t>
       </w:r>
       <w:r>
-        <w:t xml:space="preserve">«26» марта 2024 г.</w:t>
+        <w:t xml:space="preserve">26.03.2024</w:t>
       </w:r>
     </w:p>
     <w:p/>
@@ -72,10 +78,10 @@
         <w:t xml:space="preserve">, именуемая в дальнейшем «Арендатор», действующая на основании свидетельства о государственной регистрации</w:t>
       </w:r>
       <w:r>
-        <w:t xml:space="preserve">, с другой стороны, совместно именуемые «Стороны», заключили настоящий </w:t>
-      </w:r>
-      <w:r>
-        <w:t xml:space="preserve">Договор № 41/2023-П</w:t>
+        <w:t xml:space="preserve">, с другой стороны, совместно именуемые «Стороны», заключили настоящий Договор № </w:t>
+      </w:r>
+      <w:r>
+        <w:t xml:space="preserve">6/17</w:t>
       </w:r>
       <w:r>
         <w:t xml:space="preserve"> (далее — Договор) о нижеследующем:</w:t>
@@ -106,7 +112,7 @@
         <w:t xml:space="preserve">Срок передачи помещения по акту приёма-передачи — </w:t>
       </w:r>
       <w:r>
-        <w:t xml:space="preserve">не более 36 месяцев с момента заключения кредитного договора</w:t>
+        <w:t xml:space="preserve">в течение 5 календарных дней с момента поступления денежных средств на расчетный счет</w:t>
       </w:r>
       <w:r>
         <w:t xml:space="preserve">.</w:t>
@@ -120,7 +126,10 @@
         <w:t xml:space="preserve">Арендная плата за месяц: </w:t>
       </w:r>
       <w:r>
-        <w:t xml:space="preserve">Без НДС</w:t>
+        <w:t xml:space="preserve">30100000 руб. 0 коп.</w:t>
+      </w:r>
+      <w:r>
+        <w:t xml:space="preserve">, в том числе НДС</w:t>
       </w:r>
       <w:r>
         <w:t xml:space="preserve">. Плата вносится ежемесячно не позднее 10-го числа текущего месяца.</w:t>
@@ -148,13 +157,7 @@
         <w:t xml:space="preserve">2.1. Общая цена Договора: </w:t>
       </w:r>
       <w:r>
-        <w:t xml:space="preserve">2 900 000</w:t>
-      </w:r>
-      <w:r>
-        <w:t xml:space="preserve">, а прописью: </w:t>
-      </w:r>
-      <w:r>
-        <w:t xml:space="preserve">два девятьсот тысяч рублей</w:t>
+        <w:t xml:space="preserve">____ руб. (_____)_____ коп., включая НДС ___ руб. (_____)_____ коп.</w:t>
       </w:r>
       <w:r>
         <w:t xml:space="preserve">.</w:t>
@@ -165,7 +168,7 @@
         <w:t xml:space="preserve">2.2. Налог: </w:t>
       </w:r>
       <w:r>
-        <w:t xml:space="preserve">5 (пять) процентов</w:t>
+        <w:t xml:space="preserve">0,2 (двух десятых) % от стоимости неоплаченных работ</w:t>
       </w:r>
       <w:r>
         <w:t xml:space="preserve">.</w:t>
@@ -176,7 +179,7 @@
         <w:t xml:space="preserve">2.3. Срок оплаты — </w:t>
       </w:r>
       <w:r>
-        <w:t xml:space="preserve">в течение 3 банковских дней с даты подписания Сторонами акта сдачи-приемки оказанных услуг</w:t>
+        <w:t xml:space="preserve">в течение 60 (Шестидесяти) банковских дней с даты подписания Сторонами акта сдачи-приемки оказанных услуг</w:t>
       </w:r>
       <w:r>
         <w:t xml:space="preserve">.</w:t>
@@ -196,7 +199,7 @@
         <w:t xml:space="preserve">, артикул </w:t>
       </w:r>
       <w:r>
-        <w:t xml:space="preserve">RM-2900-69</w:t>
+        <w:t xml:space="preserve">RM-2285-20</w:t>
       </w:r>
       <w:r>
         <w:t xml:space="preserve">, код </w:t>
@@ -256,7 +259,10 @@
         <w:t xml:space="preserve">. Цена — </w:t>
       </w:r>
       <w:r>
-        <w:t xml:space="preserve">700 000 (Семьсот тысяч) рублей 50 копеек</w:t>
+        <w:t xml:space="preserve">1 280 000 (один миллион двести восемьдесят тысяч) рублей 00 копеек</w:t>
+      </w:r>
+      <w:r>
+        <w:t xml:space="preserve">, НДС не облагается</w:t>
       </w:r>
       <w:r>
         <w:t xml:space="preserve">.</w:t>
@@ -276,7 +282,7 @@
         <w:t xml:space="preserve">3.1. Место исполнения обязательств: </w:t>
       </w:r>
       <w:r>
-        <w:t xml:space="preserve">а/я 82, г. Новосибирск, 630099</w:t>
+        <w:t xml:space="preserve">а/я 30, г. Москва, 101000</w:t>
       </w:r>
       <w:r>
         <w:t xml:space="preserve">.</w:t>
@@ -293,7 +299,7 @@
         <w:t xml:space="preserve"> по телефону </w:t>
       </w:r>
       <w:r>
-        <w:t xml:space="preserve">+7 (499) 177-88-69</w:t>
+        <w:t xml:space="preserve">+7 (383) 936-91-27</w:t>
       </w:r>
       <w:r>
         <w:t xml:space="preserve">.</w:t>
@@ -304,7 +310,7 @@
         <w:t xml:space="preserve">3.3. Срок исполнения обязательств — </w:t>
       </w:r>
       <w:r>
-        <w:t xml:space="preserve">в течение 10 рабочих дней с момента выставления счета</w:t>
+        <w:t xml:space="preserve">не позднее 03.10.2026</w:t>
       </w:r>
       <w:r>
         <w:t xml:space="preserve">.</w:t>
@@ -335,13 +341,13 @@
         <w:t xml:space="preserve">Размер неустойки за нарушение сроков оплаты: </w:t>
       </w:r>
       <w:r>
-        <w:t xml:space="preserve">0,5 (пяти десятых) % от цены Договора</w:t>
+        <w:t xml:space="preserve">1/150 ключевой ставки ЦБ РФ годовых</w:t>
       </w:r>
       <w:r>
         <w:t xml:space="preserve">. Предельный размер ответственности: </w:t>
       </w:r>
       <w:r>
-        <w:t xml:space="preserve">0,1% за каждый день просрочки</w:t>
+        <w:t xml:space="preserve">1/130 ключевой ставки ЦБ РФ за каждый день просрочки</w:t>
       </w:r>
       <w:r>
         <w:t xml:space="preserve">.</w:t>
@@ -363,7 +369,7 @@
         <w:t xml:space="preserve">Сторона, для которой создалась невозможность исполнения, обязана уведомить другую Сторону. Срок уведомления — </w:t>
       </w:r>
       <w:r>
-        <w:t xml:space="preserve">в течение 20 рабочих дней с момента подписания акта</w:t>
+        <w:t xml:space="preserve">в течение 30 дней со дня предъявления требования</w:t>
       </w:r>
       <w:r>
         <w:t xml:space="preserve">.</w:t>
@@ -377,13 +383,79 @@
         <w:t xml:space="preserve">Все споры и разногласия решаются путём переговоров. Претензионный порядок обязателен, срок ответа на претензию — </w:t>
       </w:r>
       <w:r>
-        <w:t xml:space="preserve">90 дней с момента заключения контракта</w:t>
-      </w:r>
-      <w:r>
-        <w:t xml:space="preserve">.</w:t>
-      </w:r>
-    </w:p>
-    <w:p/>
+        <w:t xml:space="preserve">в течение 20 (Двадцати) рабочих дней с момента подписания акта</w:t>
+      </w:r>
+      <w:r>
+        <w:t xml:space="preserve">.</w:t>
+      </w:r>
+    </w:p>
+    <w:p/>
+    <w:p/>
+    <w:p/>
+    <w:p>
+      <w:r>
+        <w:rPr>
+          <w:b/>
+        </w:rPr>
+        <w:t xml:space="preserve">9. КОНТРОЛЬНЫЕ ВЕЛИЧИНЫ</w:t>
+      </w:r>
+    </w:p>
+    <w:p>
+      <w:r>
+        <w:t xml:space="preserve">9.1. Контрольная запись: </w:t>
+      </w:r>
+      <w:r>
+        <w:t xml:space="preserve">20Ф-92498/22-949Д</w:t>
+      </w:r>
+      <w:r>
+        <w:t xml:space="preserve">.</w:t>
+      </w:r>
+    </w:p>
+    <w:p>
+      <w:r>
+        <w:t xml:space="preserve">9.2. Контрольная запись: </w:t>
+      </w:r>
+      <w:r>
+        <w:rPr>
+          <w:b/>
+        </w:rPr>
+        <w:t xml:space="preserve">не менее 391</w:t>
+      </w:r>
+      <w:r>
+        <w:t xml:space="preserve">000,9 (Трёхсот девяноста одной тысячи) рублей</w:t>
+      </w:r>
+      <w:r>
+        <w:t xml:space="preserve">.</w:t>
+      </w:r>
+    </w:p>
+    <w:p>
+      <w:r>
+        <w:t xml:space="preserve">9.3. Контрольная запись: </w:t>
+      </w:r>
+      <w:r>
+        <w:rPr>
+          <w:b/>
+        </w:rPr>
+        <w:t xml:space="preserve">0,0</w:t>
+      </w:r>
+      <w:r>
+        <w:t xml:space="preserve">1 (одной сотой) % от общей суммы счета</w:t>
+      </w:r>
+      <w:r>
+        <w:t xml:space="preserve">.</w:t>
+      </w:r>
+    </w:p>
+    <w:p>
+      <w:r>
+        <w:t xml:space="preserve">9.4. Контрольная запись: </w:t>
+      </w:r>
+      <w:r>
+        <w:t xml:space="preserve">в течение 20 (Двадцати) дней с даты подписан­ия ‍Сторонами акта сдачи-приемки оказанных услуг</w:t>
+      </w:r>
+      <w:r>
+        <w:t xml:space="preserve">.</w:t>
+      </w:r>
+    </w:p>
     <w:p/>
     <w:p>
       <w:r>
@@ -433,7 +505,15 @@
               <w:t xml:space="preserve">Юридический адрес: </w:t>
             </w:r>
             <w:r>
-              <w:t xml:space="preserve">а/я 47, г. Сергиев Посад, 141300</w:t>
+              <w:t xml:space="preserve">а/я 95, г. Новосибирск, 630099</w:t>
+            </w:r>
+          </w:p>
+          <w:p>
+            <w:r>
+              <w:t xml:space="preserve">Почтовый адрес: </w:t>
+            </w:r>
+            <w:r>
+              <w:t xml:space="preserve">а/я 50, г. Тверь, 170100</w:t>
             </w:r>
           </w:p>
           <w:p>
@@ -488,7 +568,7 @@
               <w:t xml:space="preserve">Тел.: </w:t>
             </w:r>
             <w:r>
-              <w:t xml:space="preserve">+7 (812) 618-58-60</w:t>
+              <w:t xml:space="preserve">+7 (499) 147-63-31</w:t>
             </w:r>
           </w:p>
           <w:p>
@@ -496,7 +576,7 @@
               <w:t xml:space="preserve">E-mail: </w:t>
             </w:r>
             <w:r>
-              <w:t xml:space="preserve">pchela@list.ru</w:t>
+              <w:t xml:space="preserve">pchela@yandex.ru</w:t>
             </w:r>
           </w:p>
           <w:p/>
@@ -534,7 +614,7 @@
               <w:t xml:space="preserve">Адрес регистрации: </w:t>
             </w:r>
             <w:r>
-              <w:t xml:space="preserve">а/я 59, г. Пермь, 614000</w:t>
+              <w:t xml:space="preserve">а/я 22, г. Одинцово, 143000</w:t>
             </w:r>
           </w:p>
           <w:p>
@@ -573,7 +653,7 @@
               <w:t xml:space="preserve">Тел.: </w:t>
             </w:r>
             <w:r>
-              <w:t xml:space="preserve">+7 (499) 140-44-77</w:t>
+              <w:t xml:space="preserve">+7 (812) 279-13-58</w:t>
             </w:r>
           </w:p>
           <w:p>
@@ -581,7 +661,7 @@
               <w:t xml:space="preserve">E-mail: </w:t>
             </w:r>
             <w:r>
-              <w:t xml:space="preserve">zayceva@inbox.ru</w:t>
+              <w:t xml:space="preserve">zayceva@mail.ru</w:t>
             </w:r>
           </w:p>
           <w:p/>
@@ -681,7 +761,7 @@
         <w:t xml:space="preserve">Адрес склада грузополучателя: </w:t>
       </w:r>
       <w:r>
-        <w:t xml:space="preserve">а/я 30, г. Москва, 101000</w:t>
+        <w:t xml:space="preserve">а/я 94, г. Новосибирск, 630099</w:t>
       </w:r>
       <w:r>
         <w:t xml:space="preserve">.</w:t>
@@ -692,7 +772,7 @@
         <w:t xml:space="preserve">Кладовщик: </w:t>
       </w:r>
       <w:r>
-        <w:t xml:space="preserve">Виноградов Олег Сергеевич</w:t>
+        <w:t xml:space="preserve">Киселёв Николай Сергеевич</w:t>
       </w:r>
     </w:p>
     <w:p>
@@ -700,7 +780,7 @@
         <w:t xml:space="preserve">Тел. склада: </w:t>
       </w:r>
       <w:r>
-        <w:t xml:space="preserve">+7 (812) 279-13-58</w:t>
+        <w:t xml:space="preserve">+7 (843) 405-57-33</w:t>
       </w:r>
     </w:p>
     <w:p/>
@@ -747,13 +827,13 @@
       <w:t xml:space="preserve">Исполнитель документа: </w:t>
     </w:r>
     <w:r>
-      <w:t xml:space="preserve">Зайцев Н. Д.</w:t>
+      <w:t xml:space="preserve">Волкова Л. П.</w:t>
     </w:r>
     <w:r>
       <w:t xml:space="preserve">, тел. </w:t>
     </w:r>
     <w:r>
-      <w:t xml:space="preserve">8(812)5061550</w:t>
+      <w:t xml:space="preserve">8(499)6768338</w:t>
     </w:r>
   </w:p>
 </w:ftr>

--- a/tests/corpus_v2/docs/lease_0002.docx
+++ b/tests/corpus_v2/docs/lease_0002.docx
@@ -405,7 +405,13 @@
         <w:t xml:space="preserve">9.1. Контрольная запись: </w:t>
       </w:r>
       <w:r>
-        <w:t xml:space="preserve">20Ф-92498/22-949Д</w:t>
+        <w:rPr>
+          <w:b/>
+        </w:rPr>
+        <w:t xml:space="preserve">20Ф-92</w:t>
+      </w:r>
+      <w:r>
+        <w:t xml:space="preserve">498/22-949Д</w:t>
       </w:r>
       <w:r>
         <w:t xml:space="preserve">.</w:t>

--- a/tests/corpus_v2/docs/lease_0002.docx
+++ b/tests/corpus_v2/docs/lease_0002.docx
@@ -27,19 +27,19 @@
         <w:rPr>
           <w:b/>
         </w:rPr>
-        <w:t xml:space="preserve">43/19</w:t>
-      </w:r>
-    </w:p>
-    <w:p/>
-    <w:p>
-      <w:r>
-        <w:t xml:space="preserve">г. Химки</w:t>
+        <w:t xml:space="preserve">34Ф-95262/19-264Д</w:t>
+      </w:r>
+    </w:p>
+    <w:p/>
+    <w:p>
+      <w:r>
+        <w:t xml:space="preserve">г. Красногорск</w:t>
       </w:r>
       <w:r>
         <w:t xml:space="preserve">     </w:t>
       </w:r>
       <w:r>
-        <w:t xml:space="preserve">26.03.2024</w:t>
+        <w:t xml:space="preserve">27.03.2024</w:t>
       </w:r>
     </w:p>
     <w:p/>
@@ -81,7 +81,7 @@
         <w:t xml:space="preserve">, с другой стороны, совместно именуемые «Стороны», заключили настоящий Договор № </w:t>
       </w:r>
       <w:r>
-        <w:t xml:space="preserve">6/17</w:t>
+        <w:t xml:space="preserve">51285/805-сс</w:t>
       </w:r>
       <w:r>
         <w:t xml:space="preserve"> (далее — Договор) о нижеследующем:</w:t>
@@ -112,7 +112,7 @@
         <w:t xml:space="preserve">Срок передачи помещения по акту приёма-передачи — </w:t>
       </w:r>
       <w:r>
-        <w:t xml:space="preserve">в течение 5 календарных дней с момента поступления денежных средств на расчетный счет</w:t>
+        <w:t xml:space="preserve">в течение 10 календарных дней с момента поступления денежных средств на расчетный счет</w:t>
       </w:r>
       <w:r>
         <w:t xml:space="preserve">.</w:t>
@@ -126,7 +126,7 @@
         <w:t xml:space="preserve">Арендная плата за месяц: </w:t>
       </w:r>
       <w:r>
-        <w:t xml:space="preserve">30100000 руб. 0 коп.</w:t>
+        <w:t xml:space="preserve">930000 руб. 5 коп.</w:t>
       </w:r>
       <w:r>
         <w:t xml:space="preserve">, в том числе НДС</w:t>
@@ -179,7 +179,7 @@
         <w:t xml:space="preserve">2.3. Срок оплаты — </w:t>
       </w:r>
       <w:r>
-        <w:t xml:space="preserve">в течение 60 (Шестидесяти) банковских дней с даты подписания Сторонами акта сдачи-приемки оказанных услуг</w:t>
+        <w:t xml:space="preserve">в течение 5 (Пяти) банковских дней с даты подписания Сторонами акта сдачи-приемки оказанных услуг</w:t>
       </w:r>
       <w:r>
         <w:t xml:space="preserve">.</w:t>
@@ -199,7 +199,7 @@
         <w:t xml:space="preserve">, артикул </w:t>
       </w:r>
       <w:r>
-        <w:t xml:space="preserve">RM-2285-20</w:t>
+        <w:t xml:space="preserve">RM-9609-96</w:t>
       </w:r>
       <w:r>
         <w:t xml:space="preserve">, код </w:t>
@@ -259,7 +259,7 @@
         <w:t xml:space="preserve">. Цена — </w:t>
       </w:r>
       <w:r>
-        <w:t xml:space="preserve">1 280 000 (один миллион двести восемьдесят тысяч) рублей 00 копеек</w:t>
+        <w:t xml:space="preserve">951 000 (девятьсот пятьдесят одна тысяча) рублей 00 копеек</w:t>
       </w:r>
       <w:r>
         <w:t xml:space="preserve">, НДС не облагается</w:t>
@@ -282,7 +282,7 @@
         <w:t xml:space="preserve">3.1. Место исполнения обязательств: </w:t>
       </w:r>
       <w:r>
-        <w:t xml:space="preserve">а/я 30, г. Москва, 101000</w:t>
+        <w:t xml:space="preserve">а/я 51, г. Ростов-на-Дону, 344002</w:t>
       </w:r>
       <w:r>
         <w:t xml:space="preserve">.</w:t>
@@ -299,7 +299,7 @@
         <w:t xml:space="preserve"> по телефону </w:t>
       </w:r>
       <w:r>
-        <w:t xml:space="preserve">+7 (383) 936-91-27</w:t>
+        <w:t xml:space="preserve">+7 (495) 471-98-63</w:t>
       </w:r>
       <w:r>
         <w:t xml:space="preserve">.</w:t>
@@ -310,7 +310,7 @@
         <w:t xml:space="preserve">3.3. Срок исполнения обязательств — </w:t>
       </w:r>
       <w:r>
-        <w:t xml:space="preserve">не позднее 03.10.2026</w:t>
+        <w:t xml:space="preserve">не позднее 08.10.2025</w:t>
       </w:r>
       <w:r>
         <w:t xml:space="preserve">.</w:t>
@@ -369,7 +369,7 @@
         <w:t xml:space="preserve">Сторона, для которой создалась невозможность исполнения, обязана уведомить другую Сторону. Срок уведомления — </w:t>
       </w:r>
       <w:r>
-        <w:t xml:space="preserve">в течение 30 дней со дня предъявления требования</w:t>
+        <w:t xml:space="preserve">в течение 5 дней со дня предъявления требования</w:t>
       </w:r>
       <w:r>
         <w:t xml:space="preserve">.</w:t>
@@ -383,7 +383,7 @@
         <w:t xml:space="preserve">Все споры и разногласия решаются путём переговоров. Претензионный порядок обязателен, срок ответа на претензию — </w:t>
       </w:r>
       <w:r>
-        <w:t xml:space="preserve">в течение 20 (Двадцати) рабочих дней с момента подписания акта</w:t>
+        <w:t xml:space="preserve">в течение 45 (Сорока пяти) рабочих дней с момента подписания акта</w:t>
       </w:r>
       <w:r>
         <w:t xml:space="preserve">.</w:t>
@@ -408,10 +408,10 @@
         <w:rPr>
           <w:b/>
         </w:rPr>
-        <w:t xml:space="preserve">20Ф-92</w:t>
-      </w:r>
-      <w:r>
-        <w:t xml:space="preserve">498/22-949Д</w:t>
+        <w:t xml:space="preserve">51Ф-48</w:t>
+      </w:r>
+      <w:r>
+        <w:t xml:space="preserve">306/14-816Д</w:t>
       </w:r>
       <w:r>
         <w:t xml:space="preserve">.</w:t>
@@ -425,10 +425,10 @@
         <w:rPr>
           <w:b/>
         </w:rPr>
-        <w:t xml:space="preserve">не менее 391</w:t>
-      </w:r>
-      <w:r>
-        <w:t xml:space="preserve">000,9 (Трёхсот девяноста одной тысячи) рублей</w:t>
+        <w:t xml:space="preserve">не менее 7320</w:t>
+      </w:r>
+      <w:r>
+        <w:t xml:space="preserve">0000,6 (Семидесяти трёх миллионов двухсот тысяч) рублей</w:t>
       </w:r>
       <w:r>
         <w:t xml:space="preserve">.</w:t>
@@ -456,7 +456,7 @@
         <w:t xml:space="preserve">9.4. Контрольная запись: </w:t>
       </w:r>
       <w:r>
-        <w:t xml:space="preserve">в течение 20 (Двадцати) дней с даты подписан­ия ‍Сторонами акта сдачи-приемки оказанных услуг</w:t>
+        <w:t xml:space="preserve">в течение⁠ 20 (Двадцати) дней с даты подписания Сторонами акта сдачи-приемки о​казанных услуг</w:t>
       </w:r>
       <w:r>
         <w:t xml:space="preserve">.</w:t>
@@ -511,7 +511,7 @@
               <w:t xml:space="preserve">Юридический адрес: </w:t>
             </w:r>
             <w:r>
-              <w:t xml:space="preserve">а/я 95, г. Новосибирск, 630099</w:t>
+              <w:t xml:space="preserve">а/я 51, г. Воронеж, 394000</w:t>
             </w:r>
           </w:p>
           <w:p>
@@ -519,7 +519,7 @@
               <w:t xml:space="preserve">Почтовый адрес: </w:t>
             </w:r>
             <w:r>
-              <w:t xml:space="preserve">а/я 50, г. Тверь, 170100</w:t>
+              <w:t xml:space="preserve">а/я 6, г. Воронеж, 394000</w:t>
             </w:r>
           </w:p>
           <w:p>
@@ -574,7 +574,7 @@
               <w:t xml:space="preserve">Тел.: </w:t>
             </w:r>
             <w:r>
-              <w:t xml:space="preserve">+7 (499) 147-63-31</w:t>
+              <w:t xml:space="preserve">+7 (812) 639-59-29</w:t>
             </w:r>
           </w:p>
           <w:p>
@@ -582,7 +582,7 @@
               <w:t xml:space="preserve">E-mail: </w:t>
             </w:r>
             <w:r>
-              <w:t xml:space="preserve">pchela@yandex.ru</w:t>
+              <w:t xml:space="preserve">pchela@romashka.ru</w:t>
             </w:r>
           </w:p>
           <w:p/>
@@ -620,7 +620,7 @@
               <w:t xml:space="preserve">Адрес регистрации: </w:t>
             </w:r>
             <w:r>
-              <w:t xml:space="preserve">а/я 22, г. Одинцово, 143000</w:t>
+              <w:t xml:space="preserve">а/я 63, г. Тверь, 170100</w:t>
             </w:r>
           </w:p>
           <w:p>
@@ -659,7 +659,7 @@
               <w:t xml:space="preserve">Тел.: </w:t>
             </w:r>
             <w:r>
-              <w:t xml:space="preserve">+7 (812) 279-13-58</w:t>
+              <w:t xml:space="preserve">+7 (383) 275-43-32</w:t>
             </w:r>
           </w:p>
           <w:p>
@@ -667,7 +667,7 @@
               <w:t xml:space="preserve">E-mail: </w:t>
             </w:r>
             <w:r>
-              <w:t xml:space="preserve">zayceva@mail.ru</w:t>
+              <w:t xml:space="preserve">zayceva@romashka.ru</w:t>
             </w:r>
           </w:p>
           <w:p/>
@@ -767,7 +767,7 @@
         <w:t xml:space="preserve">Адрес склада грузополучателя: </w:t>
       </w:r>
       <w:r>
-        <w:t xml:space="preserve">а/я 94, г. Новосибирск, 630099</w:t>
+        <w:t xml:space="preserve">а/я 35, г. Воронеж, 394000</w:t>
       </w:r>
       <w:r>
         <w:t xml:space="preserve">.</w:t>
@@ -778,7 +778,7 @@
         <w:t xml:space="preserve">Кладовщик: </w:t>
       </w:r>
       <w:r>
-        <w:t xml:space="preserve">Киселёв Николай Сергеевич</w:t>
+        <w:t xml:space="preserve">Никитина Людмила Ивановна</w:t>
       </w:r>
     </w:p>
     <w:p>
@@ -786,7 +786,7 @@
         <w:t xml:space="preserve">Тел. склада: </w:t>
       </w:r>
       <w:r>
-        <w:t xml:space="preserve">+7 (843) 405-57-33</w:t>
+        <w:t xml:space="preserve">+7 (812) 267-62-48</w:t>
       </w:r>
     </w:p>
     <w:p/>
@@ -833,13 +833,13 @@
       <w:t xml:space="preserve">Исполнитель документа: </w:t>
     </w:r>
     <w:r>
-      <w:t xml:space="preserve">Волкова Л. П.</w:t>
+      <w:t xml:space="preserve">Соколова Д. А.</w:t>
     </w:r>
     <w:r>
       <w:t xml:space="preserve">, тел. </w:t>
     </w:r>
     <w:r>
-      <w:t xml:space="preserve">8(499)6768338</w:t>
+      <w:t xml:space="preserve">8(846)4441941</w:t>
     </w:r>
   </w:p>
 </w:ftr>

--- a/tests/corpus_v2/docs/lease_0002.docx
+++ b/tests/corpus_v2/docs/lease_0002.docx
@@ -256,10 +256,16 @@
         <w:t xml:space="preserve">МКАС при ТПП РФ</w:t>
       </w:r>
       <w:r>
+        <w:t xml:space="preserve">. Товар отгружается с сопроводительным документом паспорт качества № </w:t>
+      </w:r>
+      <w:r>
+        <w:t xml:space="preserve">11 03 121617</w:t>
+      </w:r>
+      <w:r>
         <w:t xml:space="preserve">. Цена — </w:t>
       </w:r>
       <w:r>
-        <w:t xml:space="preserve">951 000 (девятьсот пятьдесят одна тысяча) рублей 00 копеек</w:t>
+        <w:t xml:space="preserve">4 840 000 (четыре миллиона восемьсот сорок тысяч) рублей 50 копеек</w:t>
       </w:r>
       <w:r>
         <w:t xml:space="preserve">, НДС не облагается</w:t>
@@ -282,7 +288,7 @@
         <w:t xml:space="preserve">3.1. Место исполнения обязательств: </w:t>
       </w:r>
       <w:r>
-        <w:t xml:space="preserve">а/я 51, г. Ростов-на-Дону, 344002</w:t>
+        <w:t xml:space="preserve">а/я 30, г. Москва, 101000</w:t>
       </w:r>
       <w:r>
         <w:t xml:space="preserve">.</w:t>
@@ -299,7 +305,7 @@
         <w:t xml:space="preserve"> по телефону </w:t>
       </w:r>
       <w:r>
-        <w:t xml:space="preserve">+7 (495) 471-98-63</w:t>
+        <w:t xml:space="preserve">+7 (383) 936-91-27</w:t>
       </w:r>
       <w:r>
         <w:t xml:space="preserve">.</w:t>
@@ -310,7 +316,7 @@
         <w:t xml:space="preserve">3.3. Срок исполнения обязательств — </w:t>
       </w:r>
       <w:r>
-        <w:t xml:space="preserve">не позднее 08.10.2025</w:t>
+        <w:t xml:space="preserve">не позднее 03.10.2026</w:t>
       </w:r>
       <w:r>
         <w:t xml:space="preserve">.</w:t>
@@ -369,7 +375,7 @@
         <w:t xml:space="preserve">Сторона, для которой создалась невозможность исполнения, обязана уведомить другую Сторону. Срок уведомления — </w:t>
       </w:r>
       <w:r>
-        <w:t xml:space="preserve">в течение 5 дней со дня предъявления требования</w:t>
+        <w:t xml:space="preserve">в течение 30 дней со дня предъявления требования</w:t>
       </w:r>
       <w:r>
         <w:t xml:space="preserve">.</w:t>
@@ -383,7 +389,7 @@
         <w:t xml:space="preserve">Все споры и разногласия решаются путём переговоров. Претензионный порядок обязателен, срок ответа на претензию — </w:t>
       </w:r>
       <w:r>
-        <w:t xml:space="preserve">в течение 45 (Сорока пяти) рабочих дней с момента подписания акта</w:t>
+        <w:t xml:space="preserve">в течение 20 (Двадцати) рабочих дней с момента подписания акта</w:t>
       </w:r>
       <w:r>
         <w:t xml:space="preserve">.</w:t>
@@ -408,10 +414,10 @@
         <w:rPr>
           <w:b/>
         </w:rPr>
-        <w:t xml:space="preserve">51Ф-48</w:t>
-      </w:r>
-      <w:r>
-        <w:t xml:space="preserve">306/14-816Д</w:t>
+        <w:t xml:space="preserve">20Ф-92</w:t>
+      </w:r>
+      <w:r>
+        <w:t xml:space="preserve">498/22-949Д</w:t>
       </w:r>
       <w:r>
         <w:t xml:space="preserve">.</w:t>
@@ -425,10 +431,10 @@
         <w:rPr>
           <w:b/>
         </w:rPr>
-        <w:t xml:space="preserve">не менее 7320</w:t>
-      </w:r>
-      <w:r>
-        <w:t xml:space="preserve">0000,6 (Семидесяти трёх миллионов двухсот тысяч) рублей</w:t>
+        <w:t xml:space="preserve">не менее 391</w:t>
+      </w:r>
+      <w:r>
+        <w:t xml:space="preserve">000,9 (Трёхсот девяноста одной тысячи) рублей</w:t>
       </w:r>
       <w:r>
         <w:t xml:space="preserve">.</w:t>
@@ -456,7 +462,7 @@
         <w:t xml:space="preserve">9.4. Контрольная запись: </w:t>
       </w:r>
       <w:r>
-        <w:t xml:space="preserve">в течение⁠ 20 (Двадцати) дней с даты подписания Сторонами акта сдачи-приемки о​казанных услуг</w:t>
+        <w:t xml:space="preserve">в течение 20 (Двадцати) дней с даты подписан­ия ‍Сторонами акта сдачи-приемки оказанных услуг</w:t>
       </w:r>
       <w:r>
         <w:t xml:space="preserve">.</w:t>
@@ -511,7 +517,7 @@
               <w:t xml:space="preserve">Юридический адрес: </w:t>
             </w:r>
             <w:r>
-              <w:t xml:space="preserve">а/я 51, г. Воронеж, 394000</w:t>
+              <w:t xml:space="preserve">а/я 95, г. Новосибирск, 630099</w:t>
             </w:r>
           </w:p>
           <w:p>
@@ -519,7 +525,7 @@
               <w:t xml:space="preserve">Почтовый адрес: </w:t>
             </w:r>
             <w:r>
-              <w:t xml:space="preserve">а/я 6, г. Воронеж, 394000</w:t>
+              <w:t xml:space="preserve">а/я 50, г. Тверь, 170100</w:t>
             </w:r>
           </w:p>
           <w:p>
@@ -574,7 +580,7 @@
               <w:t xml:space="preserve">Тел.: </w:t>
             </w:r>
             <w:r>
-              <w:t xml:space="preserve">+7 (812) 639-59-29</w:t>
+              <w:t xml:space="preserve">+7 (499) 147-63-31</w:t>
             </w:r>
           </w:p>
           <w:p>
@@ -582,7 +588,7 @@
               <w:t xml:space="preserve">E-mail: </w:t>
             </w:r>
             <w:r>
-              <w:t xml:space="preserve">pchela@romashka.ru</w:t>
+              <w:t xml:space="preserve">pchela@yandex.ru</w:t>
             </w:r>
           </w:p>
           <w:p/>
@@ -620,7 +626,7 @@
               <w:t xml:space="preserve">Адрес регистрации: </w:t>
             </w:r>
             <w:r>
-              <w:t xml:space="preserve">а/я 63, г. Тверь, 170100</w:t>
+              <w:t xml:space="preserve">а/я 22, г. Одинцово, 143000</w:t>
             </w:r>
           </w:p>
           <w:p>
@@ -659,7 +665,7 @@
               <w:t xml:space="preserve">Тел.: </w:t>
             </w:r>
             <w:r>
-              <w:t xml:space="preserve">+7 (383) 275-43-32</w:t>
+              <w:t xml:space="preserve">+7 (812) 279-13-58</w:t>
             </w:r>
           </w:p>
           <w:p>
@@ -667,7 +673,7 @@
               <w:t xml:space="preserve">E-mail: </w:t>
             </w:r>
             <w:r>
-              <w:t xml:space="preserve">zayceva@romashka.ru</w:t>
+              <w:t xml:space="preserve">zayceva@mail.ru</w:t>
             </w:r>
           </w:p>
           <w:p/>
@@ -767,7 +773,7 @@
         <w:t xml:space="preserve">Адрес склада грузополучателя: </w:t>
       </w:r>
       <w:r>
-        <w:t xml:space="preserve">а/я 35, г. Воронеж, 394000</w:t>
+        <w:t xml:space="preserve">а/я 94, г. Новосибирск, 630099</w:t>
       </w:r>
       <w:r>
         <w:t xml:space="preserve">.</w:t>
@@ -778,7 +784,7 @@
         <w:t xml:space="preserve">Кладовщик: </w:t>
       </w:r>
       <w:r>
-        <w:t xml:space="preserve">Никитина Людмила Ивановна</w:t>
+        <w:t xml:space="preserve">Киселёв Николай Сергеевич</w:t>
       </w:r>
     </w:p>
     <w:p>
@@ -786,7 +792,7 @@
         <w:t xml:space="preserve">Тел. склада: </w:t>
       </w:r>
       <w:r>
-        <w:t xml:space="preserve">+7 (812) 267-62-48</w:t>
+        <w:t xml:space="preserve">+7 (843) 405-57-33</w:t>
       </w:r>
     </w:p>
     <w:p/>
@@ -833,13 +839,13 @@
       <w:t xml:space="preserve">Исполнитель документа: </w:t>
     </w:r>
     <w:r>
-      <w:t xml:space="preserve">Соколова Д. А.</w:t>
+      <w:t xml:space="preserve">Волкова Л. П.</w:t>
     </w:r>
     <w:r>
       <w:t xml:space="preserve">, тел. </w:t>
     </w:r>
     <w:r>
-      <w:t xml:space="preserve">8(846)4441941</w:t>
+      <w:t xml:space="preserve">8(499)6768338</w:t>
     </w:r>
   </w:p>
 </w:ftr>

--- a/tests/corpus_v2/docs/lease_0002.docx
+++ b/tests/corpus_v2/docs/lease_0002.docx
@@ -262,10 +262,46 @@
         <w:t xml:space="preserve">11 03 121617</w:t>
       </w:r>
       <w:r>
+        <w:t xml:space="preserve">. К партии приложен паспорт изделия № </w:t>
+      </w:r>
+      <w:r>
+        <w:t xml:space="preserve">60 09 587925</w:t>
+      </w:r>
+      <w:r>
+        <w:t xml:space="preserve">. Оборудование поставляется с паспортом транспортного средства № </w:t>
+      </w:r>
+      <w:r>
+        <w:t xml:space="preserve">85 13 048815</w:t>
+      </w:r>
+      <w:r>
+        <w:t xml:space="preserve">. Приёмка производится согласно техническому паспорту </w:t>
+      </w:r>
+      <w:r>
+        <w:t xml:space="preserve">47 23 436763</w:t>
+      </w:r>
+      <w:r>
+        <w:t xml:space="preserve">. СНИЛС не указан, номер заказа </w:t>
+      </w:r>
+      <w:r>
+        <w:t xml:space="preserve">236-586-837 81</w:t>
+      </w:r>
+      <w:r>
+        <w:t xml:space="preserve">. Дата рождения не проставлена, документ выдан </w:t>
+      </w:r>
+      <w:r>
+        <w:t xml:space="preserve">26.03.2016</w:t>
+      </w:r>
+      <w:r>
+        <w:t xml:space="preserve">. Код подразделения, см. артикул </w:t>
+      </w:r>
+      <w:r>
+        <w:t xml:space="preserve">940-629</w:t>
+      </w:r>
+      <w:r>
         <w:t xml:space="preserve">. Цена — </w:t>
       </w:r>
       <w:r>
-        <w:t xml:space="preserve">4 840 000 (четыре миллиона восемьсот сорок тысяч) рублей 50 копеек</w:t>
+        <w:t xml:space="preserve">4 830 000 (четыре миллиона восемьсот тридцать тысяч) рублей 00 копеек</w:t>
       </w:r>
       <w:r>
         <w:t xml:space="preserve">, НДС не облагается</w:t>
@@ -288,7 +324,7 @@
         <w:t xml:space="preserve">3.1. Место исполнения обязательств: </w:t>
       </w:r>
       <w:r>
-        <w:t xml:space="preserve">а/я 30, г. Москва, 101000</w:t>
+        <w:t xml:space="preserve">а/я 77, г. Красногорск, 143400</w:t>
       </w:r>
       <w:r>
         <w:t xml:space="preserve">.</w:t>
@@ -305,7 +341,7 @@
         <w:t xml:space="preserve"> по телефону </w:t>
       </w:r>
       <w:r>
-        <w:t xml:space="preserve">+7 (383) 936-91-27</w:t>
+        <w:t xml:space="preserve">+7 (846) 451-56-53</w:t>
       </w:r>
       <w:r>
         <w:t xml:space="preserve">.</w:t>
@@ -316,7 +352,7 @@
         <w:t xml:space="preserve">3.3. Срок исполнения обязательств — </w:t>
       </w:r>
       <w:r>
-        <w:t xml:space="preserve">не позднее 03.10.2026</w:t>
+        <w:t xml:space="preserve">не позднее 17.07.2026</w:t>
       </w:r>
       <w:r>
         <w:t xml:space="preserve">.</w:t>
@@ -375,7 +411,7 @@
         <w:t xml:space="preserve">Сторона, для которой создалась невозможность исполнения, обязана уведомить другую Сторону. Срок уведомления — </w:t>
       </w:r>
       <w:r>
-        <w:t xml:space="preserve">в течение 30 дней со дня предъявления требования</w:t>
+        <w:t xml:space="preserve">в течение 20 дней со дня предъявления требования</w:t>
       </w:r>
       <w:r>
         <w:t xml:space="preserve">.</w:t>
@@ -389,7 +425,7 @@
         <w:t xml:space="preserve">Все споры и разногласия решаются путём переговоров. Претензионный порядок обязателен, срок ответа на претензию — </w:t>
       </w:r>
       <w:r>
-        <w:t xml:space="preserve">в течение 20 (Двадцати) рабочих дней с момента подписания акта</w:t>
+        <w:t xml:space="preserve">в течение 30 (Тридцати) рабочих дней с момента подписания акта</w:t>
       </w:r>
       <w:r>
         <w:t xml:space="preserve">.</w:t>
@@ -414,10 +450,10 @@
         <w:rPr>
           <w:b/>
         </w:rPr>
-        <w:t xml:space="preserve">20Ф-92</w:t>
-      </w:r>
-      <w:r>
-        <w:t xml:space="preserve">498/22-949Д</w:t>
+        <w:t xml:space="preserve">87Ф-60</w:t>
+      </w:r>
+      <w:r>
+        <w:t xml:space="preserve">431/25-965Д</w:t>
       </w:r>
       <w:r>
         <w:t xml:space="preserve">.</w:t>
@@ -431,10 +467,10 @@
         <w:rPr>
           <w:b/>
         </w:rPr>
-        <w:t xml:space="preserve">не менее 391</w:t>
-      </w:r>
-      <w:r>
-        <w:t xml:space="preserve">000,9 (Трёхсот девяноста одной тысячи) рублей</w:t>
+        <w:t xml:space="preserve">не менее 475</w:t>
+      </w:r>
+      <w:r>
+        <w:t xml:space="preserve">000,0 (Четырёхсот семидесяти пяти тысяч) рублей</w:t>
       </w:r>
       <w:r>
         <w:t xml:space="preserve">.</w:t>
@@ -462,7 +498,7 @@
         <w:t xml:space="preserve">9.4. Контрольная запись: </w:t>
       </w:r>
       <w:r>
-        <w:t xml:space="preserve">в течение 20 (Двадцати) дней с даты подписан­ия ‍Сторонами акта сдачи-приемки оказанных услуг</w:t>
+        <w:t xml:space="preserve">в течение 14 (Четырнадцати) дней с даты подписания  Сторонами акта сд ачи-приемки оказанных услуг</w:t>
       </w:r>
       <w:r>
         <w:t xml:space="preserve">.</w:t>
@@ -517,15 +553,7 @@
               <w:t xml:space="preserve">Юридический адрес: </w:t>
             </w:r>
             <w:r>
-              <w:t xml:space="preserve">а/я 95, г. Новосибирск, 630099</w:t>
-            </w:r>
-          </w:p>
-          <w:p>
-            <w:r>
-              <w:t xml:space="preserve">Почтовый адрес: </w:t>
-            </w:r>
-            <w:r>
-              <w:t xml:space="preserve">а/я 50, г. Тверь, 170100</w:t>
+              <w:t xml:space="preserve">а/я 63, г. Тверь, 170100</w:t>
             </w:r>
           </w:p>
           <w:p>
@@ -580,7 +608,7 @@
               <w:t xml:space="preserve">Тел.: </w:t>
             </w:r>
             <w:r>
-              <w:t xml:space="preserve">+7 (499) 147-63-31</w:t>
+              <w:t xml:space="preserve">+7 (812) 279-13-58</w:t>
             </w:r>
           </w:p>
           <w:p>
@@ -588,7 +616,7 @@
               <w:t xml:space="preserve">E-mail: </w:t>
             </w:r>
             <w:r>
-              <w:t xml:space="preserve">pchela@yandex.ru</w:t>
+              <w:t xml:space="preserve">pchela@mail.ru</w:t>
             </w:r>
           </w:p>
           <w:p/>
@@ -626,7 +654,7 @@
               <w:t xml:space="preserve">Адрес регистрации: </w:t>
             </w:r>
             <w:r>
-              <w:t xml:space="preserve">а/я 22, г. Одинцово, 143000</w:t>
+              <w:t xml:space="preserve">а/я 94, г. Новосибирск, 630099</w:t>
             </w:r>
           </w:p>
           <w:p>
@@ -665,7 +693,7 @@
               <w:t xml:space="preserve">Тел.: </w:t>
             </w:r>
             <w:r>
-              <w:t xml:space="preserve">+7 (812) 279-13-58</w:t>
+              <w:t xml:space="preserve">+7 (495) 919-50-30</w:t>
             </w:r>
           </w:p>
           <w:p>
@@ -673,7 +701,7 @@
               <w:t xml:space="preserve">E-mail: </w:t>
             </w:r>
             <w:r>
-              <w:t xml:space="preserve">zayceva@mail.ru</w:t>
+              <w:t xml:space="preserve">zayceva@inbox.ru</w:t>
             </w:r>
           </w:p>
           <w:p/>
@@ -773,7 +801,7 @@
         <w:t xml:space="preserve">Адрес склада грузополучателя: </w:t>
       </w:r>
       <w:r>
-        <w:t xml:space="preserve">а/я 94, г. Новосибирск, 630099</w:t>
+        <w:t xml:space="preserve">а/я 82, г. Новосибирск, 630099</w:t>
       </w:r>
       <w:r>
         <w:t xml:space="preserve">.</w:t>
@@ -784,7 +812,7 @@
         <w:t xml:space="preserve">Кладовщик: </w:t>
       </w:r>
       <w:r>
-        <w:t xml:space="preserve">Киселёв Николай Сергеевич</w:t>
+        <w:t xml:space="preserve">Сидорова Ольга Олеговна</w:t>
       </w:r>
     </w:p>
     <w:p>
@@ -792,7 +820,7 @@
         <w:t xml:space="preserve">Тел. склада: </w:t>
       </w:r>
       <w:r>
-        <w:t xml:space="preserve">+7 (843) 405-57-33</w:t>
+        <w:t xml:space="preserve">+7 (383) 330-25-34</w:t>
       </w:r>
     </w:p>
     <w:p/>
@@ -839,13 +867,13 @@
       <w:t xml:space="preserve">Исполнитель документа: </w:t>
     </w:r>
     <w:r>
-      <w:t xml:space="preserve">Волкова Л. П.</w:t>
+      <w:t xml:space="preserve">Зайцева А. М.</w:t>
     </w:r>
     <w:r>
       <w:t xml:space="preserve">, тел. </w:t>
     </w:r>
     <w:r>
-      <w:t xml:space="preserve">8(499)6768338</w:t>
+      <w:t xml:space="preserve">8(843)1998834</w:t>
     </w:r>
   </w:p>
 </w:ftr>

--- a/tests/corpus_v2/docs/lease_0002.docx
+++ b/tests/corpus_v2/docs/lease_0002.docx
@@ -310,210 +310,120 @@
         <w:t xml:space="preserve">.</w:t>
       </w:r>
     </w:p>
-    <w:p/>
-    <w:p>
-      <w:r>
-        <w:rPr>
-          <w:b/>
-        </w:rPr>
-        <w:t xml:space="preserve">3. МЕСТО И СРОКИ ИСПОЛНЕНИЯ</w:t>
-      </w:r>
-    </w:p>
-    <w:p>
-      <w:r>
-        <w:t xml:space="preserve">3.1. Место исполнения обязательств: </w:t>
-      </w:r>
-      <w:r>
-        <w:t xml:space="preserve">а/я 77, г. Красногорск, 143400</w:t>
-      </w:r>
-      <w:r>
-        <w:t xml:space="preserve">.</w:t>
-      </w:r>
-    </w:p>
-    <w:p>
-      <w:r>
-        <w:t xml:space="preserve">3.2. Уведомления направляются </w:t>
-      </w:r>
-      <w:r>
-        <w:t xml:space="preserve">Зайцевой Екатерине Алексеевне</w:t>
-      </w:r>
-      <w:r>
-        <w:t xml:space="preserve"> по телефону </w:t>
-      </w:r>
-      <w:r>
-        <w:t xml:space="preserve">+7 (846) 451-56-53</w:t>
-      </w:r>
-      <w:r>
-        <w:t xml:space="preserve">.</w:t>
-      </w:r>
-    </w:p>
-    <w:p>
-      <w:r>
-        <w:t xml:space="preserve">3.3. Срок исполнения обязательств — </w:t>
-      </w:r>
-      <w:r>
-        <w:t xml:space="preserve">не позднее 17.07.2026</w:t>
-      </w:r>
-      <w:r>
-        <w:t xml:space="preserve">.</w:t>
-      </w:r>
-    </w:p>
-    <w:p/>
-    <w:p>
-      <w:r>
-        <w:rPr>
-          <w:b/>
-        </w:rPr>
-        <w:t xml:space="preserve">4. ПРОЧИЕ УСЛОВИЯ</w:t>
-      </w:r>
-    </w:p>
-    <w:p>
-      <w:r>
-        <w:t xml:space="preserve">4.1. </w:t>
-      </w:r>
-      <w:r>
-        <w:t xml:space="preserve">Стороны несут ответственность за неисполнение или ненадлежащее исполнение обязательств в соответствии с законодательством Российской Федерации.</w:t>
-      </w:r>
-    </w:p>
-    <w:p>
-      <w:r>
-        <w:t xml:space="preserve">4.2. </w:t>
-      </w:r>
-      <w:r>
-        <w:t xml:space="preserve">Размер неустойки за нарушение сроков оплаты: </w:t>
-      </w:r>
-      <w:r>
-        <w:t xml:space="preserve">1/150 ключевой ставки ЦБ РФ годовых</w:t>
-      </w:r>
-      <w:r>
-        <w:t xml:space="preserve">. Предельный размер ответственности: </w:t>
-      </w:r>
-      <w:r>
-        <w:t xml:space="preserve">1/130 ключевой ставки ЦБ РФ за каждый день просрочки</w:t>
-      </w:r>
-      <w:r>
-        <w:t xml:space="preserve">.</w:t>
-      </w:r>
-    </w:p>
-    <w:p>
-      <w:r>
-        <w:t xml:space="preserve">4.3. </w:t>
-      </w:r>
-      <w:r>
-        <w:t xml:space="preserve">Стороны освобождаются от ответственности при наступлении обстоятельств непреодолимой силы, если они прямо повлияли на исполнение обязательств.</w:t>
-      </w:r>
-    </w:p>
-    <w:p>
-      <w:r>
-        <w:t xml:space="preserve">4.4. </w:t>
-      </w:r>
-      <w:r>
-        <w:t xml:space="preserve">Сторона, для которой создалась невозможность исполнения, обязана уведомить другую Сторону. Срок уведомления — </w:t>
-      </w:r>
-      <w:r>
-        <w:t xml:space="preserve">в течение 20 дней со дня предъявления требования</w:t>
-      </w:r>
-      <w:r>
-        <w:t xml:space="preserve">.</w:t>
-      </w:r>
-    </w:p>
-    <w:p>
-      <w:r>
-        <w:t xml:space="preserve">4.5. </w:t>
-      </w:r>
-      <w:r>
-        <w:t xml:space="preserve">Все споры и разногласия решаются путём переговоров. Претензионный порядок обязателен, срок ответа на претензию — </w:t>
-      </w:r>
-      <w:r>
-        <w:t xml:space="preserve">в течение 30 (Тридцати) рабочих дней с момента подписания акта</w:t>
-      </w:r>
-      <w:r>
-        <w:t xml:space="preserve">.</w:t>
-      </w:r>
-    </w:p>
-    <w:p/>
-    <w:p/>
-    <w:p/>
-    <w:p>
-      <w:r>
-        <w:rPr>
-          <w:b/>
-        </w:rPr>
-        <w:t xml:space="preserve">9. КОНТРОЛЬНЫЕ ВЕЛИЧИНЫ</w:t>
-      </w:r>
-    </w:p>
-    <w:p>
-      <w:r>
-        <w:t xml:space="preserve">9.1. Контрольная запись: </w:t>
-      </w:r>
-      <w:r>
-        <w:rPr>
-          <w:b/>
-        </w:rPr>
-        <w:t xml:space="preserve">87Ф-60</w:t>
-      </w:r>
-      <w:r>
-        <w:t xml:space="preserve">431/25-965Д</w:t>
-      </w:r>
-      <w:r>
-        <w:t xml:space="preserve">.</w:t>
-      </w:r>
-    </w:p>
-    <w:p>
-      <w:r>
-        <w:t xml:space="preserve">9.2. Контрольная запись: </w:t>
-      </w:r>
-      <w:r>
-        <w:rPr>
-          <w:b/>
-        </w:rPr>
-        <w:t xml:space="preserve">не менее 475</w:t>
-      </w:r>
-      <w:r>
-        <w:t xml:space="preserve">000,0 (Четырёхсот семидесяти пяти тысяч) рублей</w:t>
-      </w:r>
-      <w:r>
-        <w:t xml:space="preserve">.</w:t>
-      </w:r>
-    </w:p>
-    <w:p>
-      <w:r>
-        <w:t xml:space="preserve">9.3. Контрольная запись: </w:t>
-      </w:r>
-      <w:r>
-        <w:rPr>
-          <w:b/>
-        </w:rPr>
-        <w:t xml:space="preserve">0,0</w:t>
-      </w:r>
-      <w:r>
-        <w:t xml:space="preserve">1 (одной сотой) % от общей суммы счета</w:t>
-      </w:r>
-      <w:r>
-        <w:t xml:space="preserve">.</w:t>
-      </w:r>
-    </w:p>
-    <w:p>
-      <w:r>
-        <w:t xml:space="preserve">9.4. Контрольная запись: </w:t>
-      </w:r>
-      <w:r>
-        <w:t xml:space="preserve">в течение 14 (Четырнадцати) дней с даты подписания  Сторонами акта сд ачи-приемки оказанных услуг</w:t>
-      </w:r>
-      <w:r>
-        <w:t xml:space="preserve">.</w:t>
-      </w:r>
-    </w:p>
-    <w:p/>
-    <w:p>
-      <w:r>
-        <w:rPr>
-          <w:b/>
-        </w:rPr>
-        <w:t xml:space="preserve">РЕКВИЗИТЫ И ПОДПИСИ СТОРОН</w:t>
-      </w:r>
-    </w:p>
-    <w:p/>
+    <w:p>
+      <w:r>
+        <w:t xml:space="preserve">2.5. </w:t>
+      </w:r>
+      <w:r>
+        <w:t xml:space="preserve">Товар маркирован штрихкодом </w:t>
+      </w:r>
+      <w:r>
+        <w:t xml:space="preserve">4603624661495</w:t>
+      </w:r>
+      <w:r>
+        <w:t xml:space="preserve">. Код контрагента по ОКПО — </w:t>
+      </w:r>
+      <w:r>
+        <w:t xml:space="preserve">5768084924</w:t>
+      </w:r>
+      <w:r>
+        <w:t xml:space="preserve">. Оборудование учтено под инвентарным номером </w:t>
+      </w:r>
+      <w:r>
+        <w:t xml:space="preserve">045708138</w:t>
+      </w:r>
+      <w:r>
+        <w:t xml:space="preserve">, складской позиции присвоен номер </w:t>
+      </w:r>
+      <w:r>
+        <w:t xml:space="preserve">543211967</w:t>
+      </w:r>
+      <w:r>
+        <w:t xml:space="preserve">.</w:t>
+      </w:r>
+    </w:p>
+    <w:p>
+      <w:r>
+        <w:t xml:space="preserve">2.6. </w:t>
+      </w:r>
+      <w:r>
+        <w:t xml:space="preserve">Оплата по счёту-фактуре на КБК </w:t>
+      </w:r>
+      <w:r>
+        <w:t xml:space="preserve">18210101011011000158</w:t>
+      </w:r>
+      <w:r>
+        <w:t xml:space="preserve">. ИНН не присвоен, регистрационный № </w:t>
+      </w:r>
+      <w:r>
+        <w:t xml:space="preserve">5979919498</w:t>
+      </w:r>
+      <w:r>
+        <w:t xml:space="preserve">. ИНН не присвоен, платёжный документ № </w:t>
+      </w:r>
+      <w:r>
+        <w:t xml:space="preserve">740405059302</w:t>
+      </w:r>
+      <w:r>
+        <w:t xml:space="preserve">. Заказчик действует в лице </w:t>
+      </w:r>
+      <w:r>
+        <w:t xml:space="preserve">уполномоченного представителя</w:t>
+      </w:r>
+      <w:r>
+        <w:t xml:space="preserve">, назначаемого приказом.</w:t>
+      </w:r>
+    </w:p>
+    <w:p>
+      <w:r>
+        <w:t xml:space="preserve">2.7. </w:t>
+      </w:r>
+      <w:r>
+        <w:t xml:space="preserve">Массовая доля влаги в товаре — </w:t>
+      </w:r>
+      <w:r>
+        <w:t xml:space="preserve">не более 15 %</w:t>
+      </w:r>
+      <w:r>
+        <w:t xml:space="preserve">. Товар подлежит хранению </w:t>
+      </w:r>
+      <w:r>
+        <w:t xml:space="preserve">в течение 48 часов</w:t>
+      </w:r>
+      <w:r>
+        <w:t xml:space="preserve"> при температуре не выше +4 °C. Срок исковой давности по требованиям, вытекающим из Договора, составляет </w:t>
+      </w:r>
+      <w:r>
+        <w:t xml:space="preserve">в течение трёх лет</w:t>
+      </w:r>
+      <w:r>
+        <w:t xml:space="preserve">, как установлено статьёй 196 Гражданского кодекса Российской Федерации. Обработка данных ведётся согласно Федеральному закону от 27.07.2006 № 152-ФЗ </w:t>
+      </w:r>
+      <w:r>
+        <w:t xml:space="preserve">«О персональных данных»</w:t>
+      </w:r>
+      <w:r>
+        <w:t xml:space="preserve">. Товар поставляется под маркой </w:t>
+      </w:r>
+      <w:r>
+        <w:t xml:space="preserve">«Стандарт»</w:t>
+      </w:r>
+      <w:r>
+        <w:t xml:space="preserve">. Влажность определяется </w:t>
+      </w:r>
+      <w:r>
+        <w:t xml:space="preserve">по методу Кьельдаля</w:t>
+      </w:r>
+      <w:r>
+        <w:t xml:space="preserve">. Споры передаются на рассмотрение в Арбитражный суд </w:t>
+      </w:r>
+      <w:r>
+        <w:t xml:space="preserve">города Москвы</w:t>
+      </w:r>
+      <w:r>
+        <w:t xml:space="preserve">.</w:t>
+      </w:r>
+    </w:p>
     <w:tbl>
       <w:tblPr>
         <w:tblW w:w="9360" w:type="dxa"/>
@@ -537,95 +447,7 @@
           </w:tcPr>
           <w:p>
             <w:r>
-              <w:rPr>
-                <w:b/>
-              </w:rPr>
-              <w:t xml:space="preserve">Арендодатель:</w:t>
-            </w:r>
-          </w:p>
-          <w:p>
-            <w:r>
-              <w:t xml:space="preserve">ООО «Василёк»</w:t>
-            </w:r>
-          </w:p>
-          <w:p>
-            <w:r>
-              <w:t xml:space="preserve">Юридический адрес: </w:t>
-            </w:r>
-            <w:r>
-              <w:t xml:space="preserve">а/я 63, г. Тверь, 170100</w:t>
-            </w:r>
-          </w:p>
-          <w:p>
-            <w:r>
-              <w:t xml:space="preserve">ИНН </w:t>
-            </w:r>
-            <w:r>
-              <w:t xml:space="preserve">6750720233</w:t>
-            </w:r>
-            <w:r>
-              <w:t xml:space="preserve"> КПП </w:t>
-            </w:r>
-            <w:r>
-              <w:t xml:space="preserve">153074730</w:t>
-            </w:r>
-          </w:p>
-          <w:p>
-            <w:r>
-              <w:t xml:space="preserve">ОГРН </w:t>
-            </w:r>
-            <w:r>
-              <w:t xml:space="preserve">1309507281973</w:t>
-            </w:r>
-          </w:p>
-          <w:p>
-            <w:r>
-              <w:t xml:space="preserve">р/с </w:t>
-            </w:r>
-            <w:r>
-              <w:t xml:space="preserve">40702810296255395750</w:t>
-            </w:r>
-            <w:r>
-              <w:t xml:space="preserve"> в ПАО «Совкомбанк»</w:t>
-            </w:r>
-          </w:p>
-          <w:p>
-            <w:r>
-              <w:t xml:space="preserve">к/с </w:t>
-            </w:r>
-            <w:r>
-              <w:t xml:space="preserve">30101810150040000763</w:t>
-            </w:r>
-            <w:r>
-              <w:t xml:space="preserve"> БИК </w:t>
-            </w:r>
-            <w:r>
-              <w:t xml:space="preserve">045004763</w:t>
-            </w:r>
-          </w:p>
-          <w:p>
-            <w:r>
-              <w:t xml:space="preserve">Тел.: </w:t>
-            </w:r>
-            <w:r>
-              <w:t xml:space="preserve">+7 (812) 279-13-58</w:t>
-            </w:r>
-          </w:p>
-          <w:p>
-            <w:r>
-              <w:t xml:space="preserve">E-mail: </w:t>
-            </w:r>
-            <w:r>
-              <w:t xml:space="preserve">pchela@mail.ru</w:t>
-            </w:r>
-          </w:p>
-          <w:p/>
-          <w:p>
-            <w:r>
-              <w:t xml:space="preserve">Генеральный директор ______________ </w:t>
-            </w:r>
-            <w:r>
-              <w:t xml:space="preserve">С. Е. Пчела</w:t>
+              <w:t xml:space="preserve">8</w:t>
             </w:r>
           </w:p>
         </w:tc>
@@ -635,87 +457,215 @@
           </w:tcPr>
           <w:p>
             <w:r>
-              <w:rPr>
-                <w:b/>
-              </w:rPr>
-              <w:t xml:space="preserve">Арендатор:</w:t>
-            </w:r>
-          </w:p>
-          <w:p>
-            <w:r>
-              <w:t xml:space="preserve">Индивидуальный предприниматель </w:t>
-            </w:r>
-            <w:r>
-              <w:t xml:space="preserve">Зайцева Екатерина Алексеевна</w:t>
-            </w:r>
-          </w:p>
-          <w:p>
-            <w:r>
-              <w:t xml:space="preserve">Адрес регистрации: </w:t>
-            </w:r>
-            <w:r>
-              <w:t xml:space="preserve">а/я 94, г. Новосибирск, 630099</w:t>
-            </w:r>
-          </w:p>
-          <w:p>
-            <w:r>
-              <w:t xml:space="preserve">ИНН </w:t>
-            </w:r>
-            <w:r>
-              <w:t xml:space="preserve">413387948979</w:t>
-            </w:r>
-            <w:r>
-              <w:t xml:space="preserve"> ОГРНИП </w:t>
-            </w:r>
-            <w:r>
-              <w:t xml:space="preserve">377292325554560</w:t>
-            </w:r>
-          </w:p>
-          <w:p>
-            <w:r>
-              <w:t xml:space="preserve">р/с </w:t>
-            </w:r>
-            <w:r>
-              <w:t xml:space="preserve">40802810723335432621</w:t>
-            </w:r>
-            <w:r>
-              <w:t xml:space="preserve"> в ПАО «Совкомбанк»</w:t>
-            </w:r>
-            <w:r>
-              <w:t xml:space="preserve">, БИК </w:t>
-            </w:r>
-            <w:r>
-              <w:t xml:space="preserve">045004763</w:t>
-            </w:r>
-          </w:p>
-          <w:p>
-            <w:r>
-              <w:t xml:space="preserve">Тел.: </w:t>
-            </w:r>
-            <w:r>
-              <w:t xml:space="preserve">+7 (495) 919-50-30</w:t>
-            </w:r>
-          </w:p>
-          <w:p>
-            <w:r>
-              <w:t xml:space="preserve">E-mail: </w:t>
-            </w:r>
-            <w:r>
-              <w:t xml:space="preserve">zayceva@inbox.ru</w:t>
-            </w:r>
-          </w:p>
-          <w:p/>
-          <w:p>
-            <w:r>
-              <w:t xml:space="preserve">ИП ______________ </w:t>
-            </w:r>
-            <w:r>
-              <w:t xml:space="preserve">Зайцева Е. А.</w:t>
+              <w:t xml:space="preserve">1951489710</w:t>
             </w:r>
           </w:p>
         </w:tc>
       </w:tr>
     </w:tbl>
+    <w:p/>
+    <w:p>
+      <w:r>
+        <w:rPr>
+          <w:b/>
+        </w:rPr>
+        <w:t xml:space="preserve">3. МЕСТО И СРОКИ ИСПОЛНЕНИЯ</w:t>
+      </w:r>
+    </w:p>
+    <w:p>
+      <w:r>
+        <w:t xml:space="preserve">3.1. Место исполнения обязательств: </w:t>
+      </w:r>
+      <w:r>
+        <w:t xml:space="preserve">а/я 6, г. Химки, 141400</w:t>
+      </w:r>
+      <w:r>
+        <w:t xml:space="preserve">.</w:t>
+      </w:r>
+    </w:p>
+    <w:p>
+      <w:r>
+        <w:t xml:space="preserve">3.2. Уведомления направляются </w:t>
+      </w:r>
+      <w:r>
+        <w:t xml:space="preserve">Зайцевой Екатерине Алексеевне</w:t>
+      </w:r>
+      <w:r>
+        <w:t xml:space="preserve"> по телефону </w:t>
+      </w:r>
+      <w:r>
+        <w:t xml:space="preserve">+7 (843) 269-26-39</w:t>
+      </w:r>
+      <w:r>
+        <w:t xml:space="preserve">.</w:t>
+      </w:r>
+    </w:p>
+    <w:p>
+      <w:r>
+        <w:t xml:space="preserve">3.3. Срок исполнения обязательств — </w:t>
+      </w:r>
+      <w:r>
+        <w:t xml:space="preserve">не позднее 28.01.2026</w:t>
+      </w:r>
+      <w:r>
+        <w:t xml:space="preserve">.</w:t>
+      </w:r>
+    </w:p>
+    <w:p/>
+    <w:p>
+      <w:r>
+        <w:rPr>
+          <w:b/>
+        </w:rPr>
+        <w:t xml:space="preserve">4. ПРОЧИЕ УСЛОВИЯ</w:t>
+      </w:r>
+    </w:p>
+    <w:p>
+      <w:r>
+        <w:t xml:space="preserve">4.1. </w:t>
+      </w:r>
+      <w:r>
+        <w:t xml:space="preserve">Стороны несут ответственность за неисполнение или ненадлежащее исполнение обязательств в соответствии с законодательством Российской Федерации.</w:t>
+      </w:r>
+    </w:p>
+    <w:p>
+      <w:r>
+        <w:t xml:space="preserve">4.2. </w:t>
+      </w:r>
+      <w:r>
+        <w:t xml:space="preserve">Размер неустойки за нарушение сроков оплаты: </w:t>
+      </w:r>
+      <w:r>
+        <w:t xml:space="preserve">1/150 ключевой ставки ЦБ РФ годовых</w:t>
+      </w:r>
+      <w:r>
+        <w:t xml:space="preserve">. Предельный размер ответственности: </w:t>
+      </w:r>
+      <w:r>
+        <w:t xml:space="preserve">1/130 ключевой ставки ЦБ РФ за каждый день просрочки</w:t>
+      </w:r>
+      <w:r>
+        <w:t xml:space="preserve">.</w:t>
+      </w:r>
+    </w:p>
+    <w:p>
+      <w:r>
+        <w:t xml:space="preserve">4.3. </w:t>
+      </w:r>
+      <w:r>
+        <w:t xml:space="preserve">Стороны освобождаются от ответственности при наступлении обстоятельств непреодолимой силы, если они прямо повлияли на исполнение обязательств.</w:t>
+      </w:r>
+    </w:p>
+    <w:p>
+      <w:r>
+        <w:t xml:space="preserve">4.4. </w:t>
+      </w:r>
+      <w:r>
+        <w:t xml:space="preserve">Сторона, для которой создалась невозможность исполнения, обязана уведомить другую Сторону. Срок уведомления — </w:t>
+      </w:r>
+      <w:r>
+        <w:t xml:space="preserve">в течение 7 дней со дня предъявления требования</w:t>
+      </w:r>
+      <w:r>
+        <w:t xml:space="preserve">.</w:t>
+      </w:r>
+    </w:p>
+    <w:p>
+      <w:r>
+        <w:t xml:space="preserve">4.5. </w:t>
+      </w:r>
+      <w:r>
+        <w:t xml:space="preserve">Все споры и разногласия решаются путём переговоров. Претензионный порядок обязателен, срок ответа на претензию — </w:t>
+      </w:r>
+      <w:r>
+        <w:t xml:space="preserve">в течение 14 (Четырнадцати) рабочих дней с момента подписания акта</w:t>
+      </w:r>
+      <w:r>
+        <w:t xml:space="preserve">.</w:t>
+      </w:r>
+    </w:p>
+    <w:p/>
+    <w:p/>
+    <w:p/>
+    <w:p>
+      <w:r>
+        <w:rPr>
+          <w:b/>
+        </w:rPr>
+        <w:t xml:space="preserve">9. КОНТРОЛЬНЫЕ ВЕЛИЧИНЫ</w:t>
+      </w:r>
+    </w:p>
+    <w:p>
+      <w:r>
+        <w:t xml:space="preserve">9.1. Контрольная запись: </w:t>
+      </w:r>
+      <w:r>
+        <w:rPr>
+          <w:b/>
+        </w:rPr>
+        <w:t xml:space="preserve">23Ф-93</w:t>
+      </w:r>
+      <w:r>
+        <w:t xml:space="preserve">652/10-386Д</w:t>
+      </w:r>
+      <w:r>
+        <w:t xml:space="preserve">.</w:t>
+      </w:r>
+    </w:p>
+    <w:p>
+      <w:r>
+        <w:t xml:space="preserve">9.2. Контрольная запись: </w:t>
+      </w:r>
+      <w:r>
+        <w:rPr>
+          <w:b/>
+        </w:rPr>
+        <w:t xml:space="preserve">не менее 763</w:t>
+      </w:r>
+      <w:r>
+        <w:t xml:space="preserve">000,5 (Семисот шестидесяти трёх тысяч) рублей</w:t>
+      </w:r>
+      <w:r>
+        <w:t xml:space="preserve">.</w:t>
+      </w:r>
+    </w:p>
+    <w:p>
+      <w:r>
+        <w:t xml:space="preserve">9.3. Контрольная запись: </w:t>
+      </w:r>
+      <w:r>
+        <w:rPr>
+          <w:b/>
+        </w:rPr>
+        <w:t xml:space="preserve">0,0</w:t>
+      </w:r>
+      <w:r>
+        <w:t xml:space="preserve">1 (одной сотой) % от общей суммы счета</w:t>
+      </w:r>
+      <w:r>
+        <w:t xml:space="preserve">.</w:t>
+      </w:r>
+    </w:p>
+    <w:p>
+      <w:r>
+        <w:t xml:space="preserve">9.4. Контрольная запись: </w:t>
+      </w:r>
+      <w:r>
+        <w:t xml:space="preserve">в течение 20 (Двадцати) дней с даты‍ ⁠подписания Сторонами акта сдачи-приемки оказанных услуг</w:t>
+      </w:r>
+      <w:r>
+        <w:t xml:space="preserve">.</w:t>
+      </w:r>
+    </w:p>
+    <w:p/>
+    <w:p>
+      <w:r>
+        <w:rPr>
+          <w:b/>
+        </w:rPr>
+        <w:t xml:space="preserve">РЕКВИЗИТЫ И ПОДПИСИ СТОРОН</w:t>
+      </w:r>
+    </w:p>
     <w:p/>
     <w:tbl>
       <w:tblPr>
@@ -740,6 +690,217 @@
           </w:tcPr>
           <w:p>
             <w:r>
+              <w:rPr>
+                <w:b/>
+              </w:rPr>
+              <w:t xml:space="preserve">Арендодатель:</w:t>
+            </w:r>
+          </w:p>
+          <w:p>
+            <w:r>
+              <w:t xml:space="preserve">ООО «Василёк»</w:t>
+            </w:r>
+          </w:p>
+          <w:p>
+            <w:r>
+              <w:t xml:space="preserve">Юридический адрес: </w:t>
+            </w:r>
+            <w:r>
+              <w:t xml:space="preserve">а/я 39, г. Красногорск, 143400</w:t>
+            </w:r>
+          </w:p>
+          <w:p>
+            <w:r>
+              <w:t xml:space="preserve">Почтовый адрес: </w:t>
+            </w:r>
+            <w:r>
+              <w:t xml:space="preserve">а/я 32, г. Пермь, 614000</w:t>
+            </w:r>
+          </w:p>
+          <w:p>
+            <w:r>
+              <w:t xml:space="preserve">ИНН </w:t>
+            </w:r>
+            <w:r>
+              <w:t xml:space="preserve">6750720233</w:t>
+            </w:r>
+            <w:r>
+              <w:t xml:space="preserve"> КПП </w:t>
+            </w:r>
+            <w:r>
+              <w:t xml:space="preserve">153074730</w:t>
+            </w:r>
+          </w:p>
+          <w:p>
+            <w:r>
+              <w:t xml:space="preserve">ОГРН </w:t>
+            </w:r>
+            <w:r>
+              <w:t xml:space="preserve">1309507281973</w:t>
+            </w:r>
+          </w:p>
+          <w:p>
+            <w:r>
+              <w:t xml:space="preserve">р/с </w:t>
+            </w:r>
+            <w:r>
+              <w:t xml:space="preserve">40702810296255395750</w:t>
+            </w:r>
+            <w:r>
+              <w:t xml:space="preserve"> в ПАО «Совкомбанк»</w:t>
+            </w:r>
+          </w:p>
+          <w:p>
+            <w:r>
+              <w:t xml:space="preserve">к/с </w:t>
+            </w:r>
+            <w:r>
+              <w:t xml:space="preserve">30101810150040000763</w:t>
+            </w:r>
+            <w:r>
+              <w:t xml:space="preserve"> БИК </w:t>
+            </w:r>
+            <w:r>
+              <w:t xml:space="preserve">045004763</w:t>
+            </w:r>
+          </w:p>
+          <w:p>
+            <w:r>
+              <w:t xml:space="preserve">Тел.: </w:t>
+            </w:r>
+            <w:r>
+              <w:t xml:space="preserve">+7 (383) 686-38-25</w:t>
+            </w:r>
+          </w:p>
+          <w:p>
+            <w:r>
+              <w:t xml:space="preserve">E-mail: </w:t>
+            </w:r>
+            <w:r>
+              <w:t xml:space="preserve">pchela@gmail.com</w:t>
+            </w:r>
+          </w:p>
+          <w:p/>
+          <w:p>
+            <w:r>
+              <w:t xml:space="preserve">Генеральный директор ______________ </w:t>
+            </w:r>
+            <w:r>
+              <w:t xml:space="preserve">С. Е. Пчела</w:t>
+            </w:r>
+          </w:p>
+        </w:tc>
+        <w:tc>
+          <w:tcPr>
+            <w:tcW w:w="4680" w:type="dxa"/>
+          </w:tcPr>
+          <w:p>
+            <w:r>
+              <w:rPr>
+                <w:b/>
+              </w:rPr>
+              <w:t xml:space="preserve">Арендатор:</w:t>
+            </w:r>
+          </w:p>
+          <w:p>
+            <w:r>
+              <w:t xml:space="preserve">Индивидуальный предприниматель </w:t>
+            </w:r>
+            <w:r>
+              <w:t xml:space="preserve">Зайцева Екатерина Алексеевна</w:t>
+            </w:r>
+          </w:p>
+          <w:p>
+            <w:r>
+              <w:t xml:space="preserve">Адрес регистрации: </w:t>
+            </w:r>
+            <w:r>
+              <w:t xml:space="preserve">а/я 13, г. Новосибирск, 630099</w:t>
+            </w:r>
+          </w:p>
+          <w:p>
+            <w:r>
+              <w:t xml:space="preserve">ИНН </w:t>
+            </w:r>
+            <w:r>
+              <w:t xml:space="preserve">413387948979</w:t>
+            </w:r>
+            <w:r>
+              <w:t xml:space="preserve"> ОГРНИП </w:t>
+            </w:r>
+            <w:r>
+              <w:t xml:space="preserve">377292325554560</w:t>
+            </w:r>
+          </w:p>
+          <w:p>
+            <w:r>
+              <w:t xml:space="preserve">р/с </w:t>
+            </w:r>
+            <w:r>
+              <w:t xml:space="preserve">40802810723335432621</w:t>
+            </w:r>
+            <w:r>
+              <w:t xml:space="preserve"> в ПАО «Совкомбанк»</w:t>
+            </w:r>
+            <w:r>
+              <w:t xml:space="preserve">, БИК </w:t>
+            </w:r>
+            <w:r>
+              <w:t xml:space="preserve">045004763</w:t>
+            </w:r>
+          </w:p>
+          <w:p>
+            <w:r>
+              <w:t xml:space="preserve">Тел.: </w:t>
+            </w:r>
+            <w:r>
+              <w:t xml:space="preserve">+7 (383) 299-26-44</w:t>
+            </w:r>
+          </w:p>
+          <w:p>
+            <w:r>
+              <w:t xml:space="preserve">E-mail: </w:t>
+            </w:r>
+            <w:r>
+              <w:t xml:space="preserve">zayceva@bk.ru</w:t>
+            </w:r>
+          </w:p>
+          <w:p/>
+          <w:p>
+            <w:r>
+              <w:t xml:space="preserve">ИП ______________ </w:t>
+            </w:r>
+            <w:r>
+              <w:t xml:space="preserve">Зайцева Е. А.</w:t>
+            </w:r>
+          </w:p>
+        </w:tc>
+      </w:tr>
+    </w:tbl>
+    <w:p/>
+    <w:tbl>
+      <w:tblPr>
+        <w:tblW w:w="9360" w:type="dxa"/>
+        <w:tblBorders>
+          <w:top w:val="single" w:sz="4" w:color="auto"/>
+          <w:left w:val="single" w:sz="4" w:color="auto"/>
+          <w:bottom w:val="single" w:sz="4" w:color="auto"/>
+          <w:right w:val="single" w:sz="4" w:color="auto"/>
+          <w:insideH w:val="single" w:sz="4" w:color="auto"/>
+          <w:insideV w:val="single" w:sz="4" w:color="auto"/>
+        </w:tblBorders>
+      </w:tblPr>
+      <w:tblGrid>
+        <w:gridCol w:w="4680"/>
+        <w:gridCol w:w="4680"/>
+      </w:tblGrid>
+      <w:tr>
+        <w:tc>
+          <w:tcPr>
+            <w:tcW w:w="4680" w:type="dxa"/>
+          </w:tcPr>
+          <w:p>
+            <w:r>
               <w:t xml:space="preserve">ИНН: </w:t>
             </w:r>
             <w:r>
@@ -801,7 +962,7 @@
         <w:t xml:space="preserve">Адрес склада грузополучателя: </w:t>
       </w:r>
       <w:r>
-        <w:t xml:space="preserve">а/я 82, г. Новосибирск, 630099</w:t>
+        <w:t xml:space="preserve">а/я 46, г. Санкт-Петербург, 190000</w:t>
       </w:r>
       <w:r>
         <w:t xml:space="preserve">.</w:t>
@@ -812,7 +973,7 @@
         <w:t xml:space="preserve">Кладовщик: </w:t>
       </w:r>
       <w:r>
-        <w:t xml:space="preserve">Сидорова Ольга Олеговна</w:t>
+        <w:t xml:space="preserve">Волкова Юлия Андреевна</w:t>
       </w:r>
     </w:p>
     <w:p>
@@ -820,7 +981,7 @@
         <w:t xml:space="preserve">Тел. склада: </w:t>
       </w:r>
       <w:r>
-        <w:t xml:space="preserve">+7 (383) 330-25-34</w:t>
+        <w:t xml:space="preserve">+7 (495) 263-97-21</w:t>
       </w:r>
     </w:p>
     <w:p/>
@@ -867,13 +1028,13 @@
       <w:t xml:space="preserve">Исполнитель документа: </w:t>
     </w:r>
     <w:r>
-      <w:t xml:space="preserve">Зайцева А. М.</w:t>
+      <w:t xml:space="preserve">Новиков П. Н.</w:t>
     </w:r>
     <w:r>
       <w:t xml:space="preserve">, тел. </w:t>
     </w:r>
     <w:r>
-      <w:t xml:space="preserve">8(843)1998834</w:t>
+      <w:t xml:space="preserve">8(383)3119526</w:t>
     </w:r>
   </w:p>
 </w:ftr>

--- a/tests/corpus_v2/docs/lease_0002.docx
+++ b/tests/corpus_v2/docs/lease_0002.docx
@@ -27,37 +27,37 @@
         <w:rPr>
           <w:b/>
         </w:rPr>
-        <w:t xml:space="preserve">34Ф-95262/19-264Д</w:t>
-      </w:r>
-    </w:p>
-    <w:p/>
-    <w:p>
-      <w:r>
-        <w:t xml:space="preserve">г. Красногорск</w:t>
+        <w:t xml:space="preserve">28Ф-19214/23-165Д</w:t>
+      </w:r>
+    </w:p>
+    <w:p/>
+    <w:p>
+      <w:r>
+        <w:t xml:space="preserve">г. Санкт-Петербург</w:t>
       </w:r>
       <w:r>
         <w:t xml:space="preserve">     </w:t>
       </w:r>
       <w:r>
-        <w:t xml:space="preserve">27.03.2024</w:t>
-      </w:r>
-    </w:p>
-    <w:p/>
-    <w:p>
-      <w:r>
-        <w:t xml:space="preserve">ООО «Василёк»</w:t>
-      </w:r>
-      <w:r>
-        <w:t xml:space="preserve">, именуемое в дальнейшем «Арендодатель», в лице управляющего </w:t>
-      </w:r>
-      <w:r>
-        <w:t xml:space="preserve">Пчелы Светланы Егоровны</w:t>
+        <w:t xml:space="preserve">09.12.2024</w:t>
+      </w:r>
+    </w:p>
+    <w:p/>
+    <w:p>
+      <w:r>
+        <w:t xml:space="preserve">ООО «Иванов»</w:t>
+      </w:r>
+      <w:r>
+        <w:t xml:space="preserve">, именуемое в дальнейшем «Арендодатель», в лице исполнительного директора </w:t>
+      </w:r>
+      <w:r>
+        <w:t xml:space="preserve">Волковой Анны Егоровны</w:t>
       </w:r>
       <w:r>
         <w:t xml:space="preserve">, действующего на основании </w:t>
       </w:r>
       <w:r>
-        <w:t xml:space="preserve">Устава</w:t>
+        <w:t xml:space="preserve">доверенности № 12 от 09.01.2024</w:t>
       </w:r>
       <w:r>
         <w:t xml:space="preserve">, с одной стороны, и </w:t>
@@ -66,22 +66,22 @@
         <w:t xml:space="preserve">ИП </w:t>
       </w:r>
       <w:r>
-        <w:t xml:space="preserve">Зайцева Е. А.</w:t>
+        <w:t xml:space="preserve">Голубев Пётр Алексеевич</w:t>
       </w:r>
       <w:r>
         <w:t xml:space="preserve">, ИНН </w:t>
       </w:r>
       <w:r>
-        <w:t xml:space="preserve">413387948979</w:t>
-      </w:r>
-      <w:r>
-        <w:t xml:space="preserve">, именуемая в дальнейшем «Арендатор», действующая на основании свидетельства о государственной регистрации</w:t>
+        <w:t xml:space="preserve">758354133860</w:t>
+      </w:r>
+      <w:r>
+        <w:t xml:space="preserve">, именуемый в дальнейшем «Арендатор», действующий на основании свидетельства о государственной регистрации</w:t>
       </w:r>
       <w:r>
         <w:t xml:space="preserve">, с другой стороны, совместно именуемые «Стороны», заключили настоящий Договор № </w:t>
       </w:r>
       <w:r>
-        <w:t xml:space="preserve">51285/805-сс</w:t>
+        <w:t xml:space="preserve">28308/317-сс</w:t>
       </w:r>
       <w:r>
         <w:t xml:space="preserve"> (далее — Договор) о нижеследующем:</w:t>
@@ -112,7 +112,7 @@
         <w:t xml:space="preserve">Срок передачи помещения по акту приёма-передачи — </w:t>
       </w:r>
       <w:r>
-        <w:t xml:space="preserve">в течение 10 календарных дней с момента поступления денежных средств на расчетный счет</w:t>
+        <w:t xml:space="preserve">в течение 20 календарных дней с момента поступления денежных средств на расчетный счет</w:t>
       </w:r>
       <w:r>
         <w:t xml:space="preserve">.</w:t>
@@ -126,7 +126,7 @@
         <w:t xml:space="preserve">Арендная плата за месяц: </w:t>
       </w:r>
       <w:r>
-        <w:t xml:space="preserve">930000 руб. 5 коп.</w:t>
+        <w:t xml:space="preserve">40000 руб. 0 коп.</w:t>
       </w:r>
       <w:r>
         <w:t xml:space="preserve">, в том числе НДС</w:t>
@@ -179,7 +179,7 @@
         <w:t xml:space="preserve">2.3. Срок оплаты — </w:t>
       </w:r>
       <w:r>
-        <w:t xml:space="preserve">в течение 5 (Пяти) банковских дней с даты подписания Сторонами акта сдачи-приемки оказанных услуг</w:t>
+        <w:t xml:space="preserve">в течение 10 (Десяти) банковских дней с даты подписания Сторонами акта сдачи-приемки оказанных услуг</w:t>
       </w:r>
       <w:r>
         <w:t xml:space="preserve">.</w:t>
@@ -199,7 +199,7 @@
         <w:t xml:space="preserve">, артикул </w:t>
       </w:r>
       <w:r>
-        <w:t xml:space="preserve">RM-9609-96</w:t>
+        <w:t xml:space="preserve">RM-2343-46</w:t>
       </w:r>
       <w:r>
         <w:t xml:space="preserve">, код </w:t>
@@ -259,49 +259,49 @@
         <w:t xml:space="preserve">. Товар отгружается с сопроводительным документом паспорт качества № </w:t>
       </w:r>
       <w:r>
+        <w:t xml:space="preserve">96 03 796460</w:t>
+      </w:r>
+      <w:r>
+        <w:t xml:space="preserve">. К партии приложен паспорт изделия № </w:t>
+      </w:r>
+      <w:r>
+        <w:t xml:space="preserve">68 24 710999</w:t>
+      </w:r>
+      <w:r>
+        <w:t xml:space="preserve">. Оборудование поставляется с паспортом транспортного средства № </w:t>
+      </w:r>
+      <w:r>
         <w:t xml:space="preserve">11 03 121617</w:t>
       </w:r>
       <w:r>
-        <w:t xml:space="preserve">. К партии приложен паспорт изделия № </w:t>
+        <w:t xml:space="preserve">. Приёмка производится согласно техническому паспорту </w:t>
       </w:r>
       <w:r>
         <w:t xml:space="preserve">60 09 587925</w:t>
       </w:r>
       <w:r>
-        <w:t xml:space="preserve">. Оборудование поставляется с паспортом транспортного средства № </w:t>
-      </w:r>
-      <w:r>
-        <w:t xml:space="preserve">85 13 048815</w:t>
-      </w:r>
-      <w:r>
-        <w:t xml:space="preserve">. Приёмка производится согласно техническому паспорту </w:t>
-      </w:r>
-      <w:r>
-        <w:t xml:space="preserve">47 23 436763</w:t>
-      </w:r>
-      <w:r>
         <w:t xml:space="preserve">. СНИЛС не указан, номер заказа </w:t>
       </w:r>
       <w:r>
-        <w:t xml:space="preserve">236-586-837 81</w:t>
+        <w:t xml:space="preserve">674-401-048 46</w:t>
       </w:r>
       <w:r>
         <w:t xml:space="preserve">. Дата рождения не проставлена, документ выдан </w:t>
       </w:r>
       <w:r>
-        <w:t xml:space="preserve">26.03.2016</w:t>
+        <w:t xml:space="preserve">23.07.2018</w:t>
       </w:r>
       <w:r>
         <w:t xml:space="preserve">. Код подразделения, см. артикул </w:t>
       </w:r>
       <w:r>
-        <w:t xml:space="preserve">940-629</w:t>
+        <w:t xml:space="preserve">586-837</w:t>
       </w:r>
       <w:r>
         <w:t xml:space="preserve">. Цена — </w:t>
       </w:r>
       <w:r>
-        <w:t xml:space="preserve">4 830 000 (четыре миллиона восемьсот тридцать тысяч) рублей 00 копеек</w:t>
+        <w:t xml:space="preserve">94 600 000 (девяносто четыре миллиона шестьсот тысяч) рублей 00 копеек</w:t>
       </w:r>
       <w:r>
         <w:t xml:space="preserve">, НДС не облагается</w:t>
@@ -318,25 +318,25 @@
         <w:t xml:space="preserve">Товар маркирован штрихкодом </w:t>
       </w:r>
       <w:r>
-        <w:t xml:space="preserve">4603624661495</w:t>
+        <w:t xml:space="preserve">4606929994533</w:t>
       </w:r>
       <w:r>
         <w:t xml:space="preserve">. Код контрагента по ОКПО — </w:t>
       </w:r>
       <w:r>
-        <w:t xml:space="preserve">5768084924</w:t>
+        <w:t xml:space="preserve">5987389028</w:t>
       </w:r>
       <w:r>
         <w:t xml:space="preserve">. Оборудование учтено под инвентарным номером </w:t>
       </w:r>
       <w:r>
-        <w:t xml:space="preserve">045708138</w:t>
+        <w:t xml:space="preserve">042535468</w:t>
       </w:r>
       <w:r>
         <w:t xml:space="preserve">, складской позиции присвоен номер </w:t>
       </w:r>
       <w:r>
-        <w:t xml:space="preserve">543211967</w:t>
+        <w:t xml:space="preserve">854969972</w:t>
       </w:r>
       <w:r>
         <w:t xml:space="preserve">.</w:t>
@@ -350,19 +350,19 @@
         <w:t xml:space="preserve">Оплата по счёту-фактуре на КБК </w:t>
       </w:r>
       <w:r>
-        <w:t xml:space="preserve">18210101011011000158</w:t>
+        <w:t xml:space="preserve">18210101011011000196</w:t>
       </w:r>
       <w:r>
         <w:t xml:space="preserve">. ИНН не присвоен, регистрационный № </w:t>
       </w:r>
       <w:r>
-        <w:t xml:space="preserve">5979919498</w:t>
+        <w:t xml:space="preserve">3624661495</w:t>
       </w:r>
       <w:r>
         <w:t xml:space="preserve">. ИНН не присвоен, платёжный документ № </w:t>
       </w:r>
       <w:r>
-        <w:t xml:space="preserve">740405059302</w:t>
+        <w:t xml:space="preserve">801437383888</w:t>
       </w:r>
       <w:r>
         <w:t xml:space="preserve">. Заказчик действует в лице </w:t>
@@ -382,13 +382,13 @@
         <w:t xml:space="preserve">Массовая доля влаги в товаре — </w:t>
       </w:r>
       <w:r>
-        <w:t xml:space="preserve">не более 15 %</w:t>
+        <w:t xml:space="preserve">не более 13 %</w:t>
       </w:r>
       <w:r>
         <w:t xml:space="preserve">. Товар подлежит хранению </w:t>
       </w:r>
       <w:r>
-        <w:t xml:space="preserve">в течение 48 часов</w:t>
+        <w:t xml:space="preserve">в течение 24 часов</w:t>
       </w:r>
       <w:r>
         <w:t xml:space="preserve"> при температуре не выше +4 °C. Срок исковой давности по требованиям, вытекающим из Договора, составляет </w:t>
@@ -457,7 +457,7 @@
           </w:tcPr>
           <w:p>
             <w:r>
-              <w:t xml:space="preserve">1951489710</w:t>
+              <w:t xml:space="preserve">8155193402</w:t>
             </w:r>
           </w:p>
         </w:tc>
@@ -477,7 +477,7 @@
         <w:t xml:space="preserve">3.1. Место исполнения обязательств: </w:t>
       </w:r>
       <w:r>
-        <w:t xml:space="preserve">а/я 6, г. Химки, 141400</w:t>
+        <w:t xml:space="preserve">бул. Садовая, д. 87, рп. Обухово, Республика Татарстан</w:t>
       </w:r>
       <w:r>
         <w:t xml:space="preserve">.</w:t>
@@ -488,13 +488,13 @@
         <w:t xml:space="preserve">3.2. Уведомления направляются </w:t>
       </w:r>
       <w:r>
-        <w:t xml:space="preserve">Зайцевой Екатерине Алексеевне</w:t>
+        <w:t xml:space="preserve">Голубеву Петру Алексеевичу</w:t>
       </w:r>
       <w:r>
         <w:t xml:space="preserve"> по телефону </w:t>
       </w:r>
       <w:r>
-        <w:t xml:space="preserve">+7 (843) 269-26-39</w:t>
+        <w:t xml:space="preserve">+7 (843) 565-27-15</w:t>
       </w:r>
       <w:r>
         <w:t xml:space="preserve">.</w:t>
@@ -505,7 +505,7 @@
         <w:t xml:space="preserve">3.3. Срок исполнения обязательств — </w:t>
       </w:r>
       <w:r>
-        <w:t xml:space="preserve">не позднее 28.01.2026</w:t>
+        <w:t xml:space="preserve">не позднее 09.09.2026</w:t>
       </w:r>
       <w:r>
         <w:t xml:space="preserve">.</w:t>
@@ -578,7 +578,7 @@
         <w:t xml:space="preserve">Все споры и разногласия решаются путём переговоров. Претензионный порядок обязателен, срок ответа на претензию — </w:t>
       </w:r>
       <w:r>
-        <w:t xml:space="preserve">в течение 14 (Четырнадцати) рабочих дней с момента подписания акта</w:t>
+        <w:t xml:space="preserve">в течение 3 (Трёх) рабочих дней с момента подписания акта</w:t>
       </w:r>
       <w:r>
         <w:t xml:space="preserve">.</w:t>
@@ -603,10 +603,10 @@
         <w:rPr>
           <w:b/>
         </w:rPr>
-        <w:t xml:space="preserve">23Ф-93</w:t>
-      </w:r>
-      <w:r>
-        <w:t xml:space="preserve">652/10-386Д</w:t>
+        <w:t xml:space="preserve">54Ф-21</w:t>
+      </w:r>
+      <w:r>
+        <w:t xml:space="preserve">649/14-238Д</w:t>
       </w:r>
       <w:r>
         <w:t xml:space="preserve">.</w:t>
@@ -620,10 +620,10 @@
         <w:rPr>
           <w:b/>
         </w:rPr>
-        <w:t xml:space="preserve">не менее 763</w:t>
-      </w:r>
-      <w:r>
-        <w:t xml:space="preserve">000,5 (Семисот шестидесяти трёх тысяч) рублей</w:t>
+        <w:t xml:space="preserve">не менее 901</w:t>
+      </w:r>
+      <w:r>
+        <w:t xml:space="preserve">000,7 (Девятисот одной тысячи) рублей</w:t>
       </w:r>
       <w:r>
         <w:t xml:space="preserve">.</w:t>
@@ -651,7 +651,7 @@
         <w:t xml:space="preserve">9.4. Контрольная запись: </w:t>
       </w:r>
       <w:r>
-        <w:t xml:space="preserve">в течение 20 (Двадцати) дней с даты‍ ⁠подписания Сторонами акта сдачи-приемки оказанных услуг</w:t>
+        <w:t xml:space="preserve">не п​озднее 09​.03.2025</w:t>
       </w:r>
       <w:r>
         <w:t xml:space="preserve">.</w:t>
@@ -698,7 +698,7 @@
           </w:p>
           <w:p>
             <w:r>
-              <w:t xml:space="preserve">ООО «Василёк»</w:t>
+              <w:t xml:space="preserve">ООО «Иванов»</w:t>
             </w:r>
           </w:p>
           <w:p>
@@ -706,7 +706,7 @@
               <w:t xml:space="preserve">Юридический адрес: </w:t>
             </w:r>
             <w:r>
-              <w:t xml:space="preserve">а/я 39, г. Красногорск, 143400</w:t>
+              <w:t xml:space="preserve">наб. Промышленная, д. 6, д. Малые Вязёмы, Тверская обл.</w:t>
             </w:r>
           </w:p>
           <w:p>
@@ -714,7 +714,7 @@
               <w:t xml:space="preserve">Почтовый адрес: </w:t>
             </w:r>
             <w:r>
-              <w:t xml:space="preserve">а/я 32, г. Пермь, 614000</w:t>
+              <w:t xml:space="preserve">наб. Промышленная, д. 44, тер. СНТ «Родник», Московская обл.</w:t>
             </w:r>
           </w:p>
           <w:p>
@@ -722,13 +722,13 @@
               <w:t xml:space="preserve">ИНН </w:t>
             </w:r>
             <w:r>
-              <w:t xml:space="preserve">6750720233</w:t>
+              <w:t xml:space="preserve">5476750720</w:t>
             </w:r>
             <w:r>
               <w:t xml:space="preserve"> КПП </w:t>
             </w:r>
             <w:r>
-              <w:t xml:space="preserve">153074730</w:t>
+              <w:t xml:space="preserve">115224203</w:t>
             </w:r>
           </w:p>
           <w:p>
@@ -736,7 +736,7 @@
               <w:t xml:space="preserve">ОГРН </w:t>
             </w:r>
             <w:r>
-              <w:t xml:space="preserve">1309507281973</w:t>
+              <w:t xml:space="preserve">1990930950723</w:t>
             </w:r>
           </w:p>
           <w:p>
@@ -744,10 +744,10 @@
               <w:t xml:space="preserve">р/с </w:t>
             </w:r>
             <w:r>
-              <w:t xml:space="preserve">40702810296255395750</w:t>
-            </w:r>
-            <w:r>
-              <w:t xml:space="preserve"> в ПАО «Совкомбанк»</w:t>
+              <w:t xml:space="preserve">40702810181979625539</w:t>
+            </w:r>
+            <w:r>
+              <w:t xml:space="preserve"> в ПАО Сбербанк</w:t>
             </w:r>
           </w:p>
           <w:p>
@@ -755,13 +755,13 @@
               <w:t xml:space="preserve">к/с </w:t>
             </w:r>
             <w:r>
-              <w:t xml:space="preserve">30101810150040000763</w:t>
+              <w:t xml:space="preserve">30101810400000000225</w:t>
             </w:r>
             <w:r>
               <w:t xml:space="preserve"> БИК </w:t>
             </w:r>
             <w:r>
-              <w:t xml:space="preserve">045004763</w:t>
+              <w:t xml:space="preserve">044525225</w:t>
             </w:r>
           </w:p>
           <w:p>
@@ -769,7 +769,7 @@
               <w:t xml:space="preserve">Тел.: </w:t>
             </w:r>
             <w:r>
-              <w:t xml:space="preserve">+7 (383) 686-38-25</w:t>
+              <w:t xml:space="preserve">+7 (499) 676-83-38</w:t>
             </w:r>
           </w:p>
           <w:p>
@@ -777,16 +777,16 @@
               <w:t xml:space="preserve">E-mail: </w:t>
             </w:r>
             <w:r>
-              <w:t xml:space="preserve">pchela@gmail.com</w:t>
+              <w:t xml:space="preserve">volkova@mail.ru</w:t>
             </w:r>
           </w:p>
           <w:p/>
           <w:p>
             <w:r>
-              <w:t xml:space="preserve">Генеральный директор ______________ </w:t>
-            </w:r>
-            <w:r>
-              <w:t xml:space="preserve">С. Е. Пчела</w:t>
+              <w:t xml:space="preserve">Директор ______________ </w:t>
+            </w:r>
+            <w:r>
+              <w:t xml:space="preserve">А. Е. Волкова</w:t>
             </w:r>
           </w:p>
         </w:tc>
@@ -807,7 +807,7 @@
               <w:t xml:space="preserve">Индивидуальный предприниматель </w:t>
             </w:r>
             <w:r>
-              <w:t xml:space="preserve">Зайцева Екатерина Алексеевна</w:t>
+              <w:t xml:space="preserve">Голубев Пётр Алексеевич</w:t>
             </w:r>
           </w:p>
           <w:p>
@@ -815,7 +815,7 @@
               <w:t xml:space="preserve">Адрес регистрации: </w:t>
             </w:r>
             <w:r>
-              <w:t xml:space="preserve">а/я 13, г. Новосибирск, 630099</w:t>
+              <w:t xml:space="preserve">ул. Заречная, д. 58, рп. Обухово, Московская обл.</w:t>
             </w:r>
           </w:p>
           <w:p>
@@ -823,13 +823,13 @@
               <w:t xml:space="preserve">ИНН </w:t>
             </w:r>
             <w:r>
-              <w:t xml:space="preserve">413387948979</w:t>
+              <w:t xml:space="preserve">758354133860</w:t>
             </w:r>
             <w:r>
               <w:t xml:space="preserve"> ОГРНИП </w:t>
             </w:r>
             <w:r>
-              <w:t xml:space="preserve">377292325554560</w:t>
+              <w:t xml:space="preserve">379489772923258</w:t>
             </w:r>
           </w:p>
           <w:p>
@@ -837,16 +837,16 @@
               <w:t xml:space="preserve">р/с </w:t>
             </w:r>
             <w:r>
-              <w:t xml:space="preserve">40802810723335432621</w:t>
-            </w:r>
-            <w:r>
-              <w:t xml:space="preserve"> в ПАО «Совкомбанк»</w:t>
+              <w:t xml:space="preserve">40802810555456233354</w:t>
+            </w:r>
+            <w:r>
+              <w:t xml:space="preserve"> в АО «Райффайзенбанк»</w:t>
             </w:r>
             <w:r>
               <w:t xml:space="preserve">, БИК </w:t>
             </w:r>
             <w:r>
-              <w:t xml:space="preserve">045004763</w:t>
+              <w:t xml:space="preserve">044525700</w:t>
             </w:r>
           </w:p>
           <w:p>
@@ -862,7 +862,7 @@
               <w:t xml:space="preserve">E-mail: </w:t>
             </w:r>
             <w:r>
-              <w:t xml:space="preserve">zayceva@bk.ru</w:t>
+              <w:t xml:space="preserve">golubev@bk.ru</w:t>
             </w:r>
           </w:p>
           <w:p/>
@@ -871,7 +871,7 @@
               <w:t xml:space="preserve">ИП ______________ </w:t>
             </w:r>
             <w:r>
-              <w:t xml:space="preserve">Зайцева Е. А.</w:t>
+              <w:t xml:space="preserve">Голубев П. А.</w:t>
             </w:r>
           </w:p>
         </w:tc>
@@ -904,7 +904,7 @@
               <w:t xml:space="preserve">ИНН: </w:t>
             </w:r>
             <w:r>
-              <w:t xml:space="preserve">6750</w:t>
+              <w:t xml:space="preserve">5476</w:t>
             </w:r>
           </w:p>
         </w:tc>
@@ -914,7 +914,7 @@
           </w:tcPr>
           <w:p>
             <w:r>
-              <w:t xml:space="preserve">720233</w:t>
+              <w:t xml:space="preserve">750720</w:t>
             </w:r>
           </w:p>
         </w:tc>
@@ -926,7 +926,7 @@
           </w:tcPr>
           <w:p>
             <w:r>
-              <w:t xml:space="preserve">Зайцева</w:t>
+              <w:t xml:space="preserve">Голубев</w:t>
             </w:r>
           </w:p>
         </w:tc>
@@ -936,7 +936,7 @@
           </w:tcPr>
           <w:p>
             <w:r>
-              <w:t xml:space="preserve">Екатерина Алексеевна</w:t>
+              <w:t xml:space="preserve">Пётр Алексеевич</w:t>
             </w:r>
           </w:p>
         </w:tc>
@@ -945,48 +945,6 @@
     <w:p/>
     <w:p>
       <w:r>
-        <w:rPr>
-          <w:b/>
-        </w:rPr>
-        <w:t xml:space="preserve">ПРИЛОЖЕНИЕ № 1</w:t>
-      </w:r>
-      <w:r>
-        <w:rPr>
-          <w:b/>
-        </w:rPr>
-        <w:t xml:space="preserve"> к Договору</w:t>
-      </w:r>
-    </w:p>
-    <w:p>
-      <w:r>
-        <w:t xml:space="preserve">Адрес склада грузополучателя: </w:t>
-      </w:r>
-      <w:r>
-        <w:t xml:space="preserve">а/я 46, г. Санкт-Петербург, 190000</w:t>
-      </w:r>
-      <w:r>
-        <w:t xml:space="preserve">.</w:t>
-      </w:r>
-    </w:p>
-    <w:p>
-      <w:r>
-        <w:t xml:space="preserve">Кладовщик: </w:t>
-      </w:r>
-      <w:r>
-        <w:t xml:space="preserve">Волкова Юлия Андреевна</w:t>
-      </w:r>
-    </w:p>
-    <w:p>
-      <w:r>
-        <w:t xml:space="preserve">Тел. склада: </w:t>
-      </w:r>
-      <w:r>
-        <w:t xml:space="preserve">+7 (495) 263-97-21</w:t>
-      </w:r>
-    </w:p>
-    <w:p/>
-    <w:p>
-      <w:r>
         <w:t xml:space="preserve">Подписи сторон:</w:t>
       </w:r>
     </w:p>
@@ -995,7 +953,7 @@
         <w:t xml:space="preserve">Арендодатель: _______________ /</w:t>
       </w:r>
       <w:r>
-        <w:t xml:space="preserve">Пчела С. Е.</w:t>
+        <w:t xml:space="preserve">Волкова А. Е.</w:t>
       </w:r>
       <w:r>
         <w:t xml:space="preserve">/</w:t>
@@ -1006,7 +964,7 @@
         <w:t xml:space="preserve">Арендатор: _______________ /</w:t>
       </w:r>
       <w:r>
-        <w:t xml:space="preserve">Зайцева Е. А.</w:t>
+        <w:t xml:space="preserve">Голубев П. А.</w:t>
       </w:r>
       <w:r>
         <w:t xml:space="preserve">/</w:t>
@@ -1028,13 +986,13 @@
       <w:t xml:space="preserve">Исполнитель документа: </w:t>
     </w:r>
     <w:r>
-      <w:t xml:space="preserve">Новиков П. Н.</w:t>
+      <w:t xml:space="preserve">Сидорова Д. А.</w:t>
     </w:r>
     <w:r>
       <w:t xml:space="preserve">, тел. </w:t>
     </w:r>
     <w:r>
-      <w:t xml:space="preserve">8(383)3119526</w:t>
+      <w:t xml:space="preserve">8(499)5915566</w:t>
     </w:r>
   </w:p>
 </w:ftr>

--- a/tests/corpus_v2/docs/lease_0002.docx
+++ b/tests/corpus_v2/docs/lease_0002.docx
@@ -463,210 +463,34 @@
         </w:tc>
       </w:tr>
     </w:tbl>
-    <w:p/>
-    <w:p>
-      <w:r>
-        <w:rPr>
-          <w:b/>
-        </w:rPr>
-        <w:t xml:space="preserve">3. МЕСТО И СРОКИ ИСПОЛНЕНИЯ</w:t>
-      </w:r>
-    </w:p>
-    <w:p>
-      <w:r>
-        <w:t xml:space="preserve">3.1. Место исполнения обязательств: </w:t>
-      </w:r>
-      <w:r>
-        <w:t xml:space="preserve">бул. Садовая, д. 87, рп. Обухово, Республика Татарстан</w:t>
-      </w:r>
-      <w:r>
-        <w:t xml:space="preserve">.</w:t>
-      </w:r>
-    </w:p>
-    <w:p>
-      <w:r>
-        <w:t xml:space="preserve">3.2. Уведомления направляются </w:t>
-      </w:r>
-      <w:r>
-        <w:t xml:space="preserve">Голубеву Петру Алексеевичу</w:t>
-      </w:r>
-      <w:r>
-        <w:t xml:space="preserve"> по телефону </w:t>
-      </w:r>
-      <w:r>
-        <w:t xml:space="preserve">+7 (843) 565-27-15</w:t>
-      </w:r>
-      <w:r>
-        <w:t xml:space="preserve">.</w:t>
-      </w:r>
-    </w:p>
-    <w:p>
-      <w:r>
-        <w:t xml:space="preserve">3.3. Срок исполнения обязательств — </w:t>
-      </w:r>
-      <w:r>
-        <w:t xml:space="preserve">не позднее 09.09.2026</w:t>
-      </w:r>
-      <w:r>
-        <w:t xml:space="preserve">.</w:t>
-      </w:r>
-    </w:p>
-    <w:p/>
-    <w:p>
-      <w:r>
-        <w:rPr>
-          <w:b/>
-        </w:rPr>
-        <w:t xml:space="preserve">4. ПРОЧИЕ УСЛОВИЯ</w:t>
-      </w:r>
-    </w:p>
-    <w:p>
-      <w:r>
-        <w:t xml:space="preserve">4.1. </w:t>
-      </w:r>
-      <w:r>
-        <w:t xml:space="preserve">Стороны несут ответственность за неисполнение или ненадлежащее исполнение обязательств в соответствии с законодательством Российской Федерации.</w:t>
-      </w:r>
-    </w:p>
-    <w:p>
-      <w:r>
-        <w:t xml:space="preserve">4.2. </w:t>
-      </w:r>
-      <w:r>
-        <w:t xml:space="preserve">Размер неустойки за нарушение сроков оплаты: </w:t>
-      </w:r>
-      <w:r>
-        <w:t xml:space="preserve">1/150 ключевой ставки ЦБ РФ годовых</w:t>
-      </w:r>
-      <w:r>
-        <w:t xml:space="preserve">. Предельный размер ответственности: </w:t>
-      </w:r>
-      <w:r>
-        <w:t xml:space="preserve">1/130 ключевой ставки ЦБ РФ за каждый день просрочки</w:t>
-      </w:r>
-      <w:r>
-        <w:t xml:space="preserve">.</w:t>
-      </w:r>
-    </w:p>
-    <w:p>
-      <w:r>
-        <w:t xml:space="preserve">4.3. </w:t>
-      </w:r>
-      <w:r>
-        <w:t xml:space="preserve">Стороны освобождаются от ответственности при наступлении обстоятельств непреодолимой силы, если они прямо повлияли на исполнение обязательств.</w:t>
-      </w:r>
-    </w:p>
-    <w:p>
-      <w:r>
-        <w:t xml:space="preserve">4.4. </w:t>
-      </w:r>
-      <w:r>
-        <w:t xml:space="preserve">Сторона, для которой создалась невозможность исполнения, обязана уведомить другую Сторону. Срок уведомления — </w:t>
-      </w:r>
-      <w:r>
-        <w:t xml:space="preserve">в течение 7 дней со дня предъявления требования</w:t>
-      </w:r>
-      <w:r>
-        <w:t xml:space="preserve">.</w:t>
-      </w:r>
-    </w:p>
-    <w:p>
-      <w:r>
-        <w:t xml:space="preserve">4.5. </w:t>
-      </w:r>
-      <w:r>
-        <w:t xml:space="preserve">Все споры и разногласия решаются путём переговоров. Претензионный порядок обязателен, срок ответа на претензию — </w:t>
-      </w:r>
-      <w:r>
-        <w:t xml:space="preserve">в течение 3 (Трёх) рабочих дней с момента подписания акта</w:t>
-      </w:r>
-      <w:r>
-        <w:t xml:space="preserve">.</w:t>
-      </w:r>
-    </w:p>
-    <w:p/>
-    <w:p/>
-    <w:p/>
-    <w:p>
-      <w:r>
-        <w:rPr>
-          <w:b/>
-        </w:rPr>
-        <w:t xml:space="preserve">9. КОНТРОЛЬНЫЕ ВЕЛИЧИНЫ</w:t>
-      </w:r>
-    </w:p>
-    <w:p>
-      <w:r>
-        <w:t xml:space="preserve">9.1. Контрольная запись: </w:t>
-      </w:r>
-      <w:r>
-        <w:rPr>
-          <w:b/>
-        </w:rPr>
-        <w:t xml:space="preserve">54Ф-21</w:t>
-      </w:r>
-      <w:r>
-        <w:t xml:space="preserve">649/14-238Д</w:t>
-      </w:r>
-      <w:r>
-        <w:t xml:space="preserve">.</w:t>
-      </w:r>
-    </w:p>
-    <w:p>
-      <w:r>
-        <w:t xml:space="preserve">9.2. Контрольная запись: </w:t>
-      </w:r>
-      <w:r>
-        <w:rPr>
-          <w:b/>
-        </w:rPr>
-        <w:t xml:space="preserve">не менее 901</w:t>
-      </w:r>
-      <w:r>
-        <w:t xml:space="preserve">000,7 (Девятисот одной тысячи) рублей</w:t>
-      </w:r>
-      <w:r>
-        <w:t xml:space="preserve">.</w:t>
-      </w:r>
-    </w:p>
-    <w:p>
-      <w:r>
-        <w:t xml:space="preserve">9.3. Контрольная запись: </w:t>
-      </w:r>
-      <w:r>
-        <w:rPr>
-          <w:b/>
-        </w:rPr>
-        <w:t xml:space="preserve">0,0</w:t>
-      </w:r>
-      <w:r>
-        <w:t xml:space="preserve">1 (одной сотой) % от общей суммы счета</w:t>
-      </w:r>
-      <w:r>
-        <w:t xml:space="preserve">.</w:t>
-      </w:r>
-    </w:p>
-    <w:p>
-      <w:r>
-        <w:t xml:space="preserve">9.4. Контрольная запись: </w:t>
-      </w:r>
-      <w:r>
-        <w:t xml:space="preserve">не п​озднее 09​.03.2025</w:t>
-      </w:r>
-      <w:r>
-        <w:t xml:space="preserve">.</w:t>
-      </w:r>
-    </w:p>
-    <w:p/>
-    <w:p>
-      <w:r>
-        <w:rPr>
-          <w:b/>
-        </w:rPr>
-        <w:t xml:space="preserve">РЕКВИЗИТЫ И ПОДПИСИ СТОРОН</w:t>
-      </w:r>
-    </w:p>
-    <w:p/>
+    <w:p>
+      <w:r>
+        <w:t xml:space="preserve">2.8. </w:t>
+      </w:r>
+      <w:r>
+        <w:t xml:space="preserve">Платёж по налогу перечисляется на код бюджетной классификации </w:t>
+      </w:r>
+      <w:r>
+        <w:t xml:space="preserve">182 101 010 110 110 001 10</w:t>
+      </w:r>
+      <w:r>
+        <w:t xml:space="preserve">, получатель — территориальный орган Федерального казначейства.</w:t>
+      </w:r>
+    </w:p>
+    <w:p>
+      <w:r>
+        <w:t xml:space="preserve">2.9. </w:t>
+      </w:r>
+      <w:r>
+        <w:t xml:space="preserve">Полномочия подтверждаются свидетельством о рождении, выдано </w:t>
+      </w:r>
+      <w:r>
+        <w:t xml:space="preserve">17.07.2016</w:t>
+      </w:r>
+      <w:r>
+        <w:t xml:space="preserve"> отделом ЗАГС.</w:t>
+      </w:r>
+    </w:p>
     <w:tbl>
       <w:tblPr>
         <w:tblW w:w="9360" w:type="dxa"/>
@@ -690,6 +514,269 @@
           </w:tcPr>
           <w:p>
             <w:r>
+              <w:t xml:space="preserve">7</w:t>
+            </w:r>
+          </w:p>
+        </w:tc>
+        <w:tc>
+          <w:tcPr>
+            <w:tcW w:w="4680" w:type="dxa"/>
+          </w:tcPr>
+          <w:p>
+            <w:r>
+              <w:t xml:space="preserve">РУБ.</w:t>
+            </w:r>
+          </w:p>
+        </w:tc>
+      </w:tr>
+    </w:tbl>
+    <w:p>
+      <w:r>
+        <w:t xml:space="preserve">2.10. </w:t>
+      </w:r>
+      <w:r>
+        <w:t xml:space="preserve">Поставке подлежит насос модели </w:t>
+      </w:r>
+      <w:r>
+        <w:t xml:space="preserve">ЭЦВ-6-10-80h</w:t>
+      </w:r>
+      <w:r>
+        <w:t xml:space="preserve"> и кабель марки </w:t>
+      </w:r>
+      <w:r>
+        <w:t xml:space="preserve">ВВГнг(А)-LSt</w:t>
+      </w:r>
+      <w:r>
+        <w:t xml:space="preserve">.</w:t>
+      </w:r>
+    </w:p>
+    <w:p/>
+    <w:p>
+      <w:r>
+        <w:rPr>
+          <w:b/>
+        </w:rPr>
+        <w:t xml:space="preserve">3. МЕСТО И СРОКИ ИСПОЛНЕНИЯ</w:t>
+      </w:r>
+    </w:p>
+    <w:p>
+      <w:r>
+        <w:t xml:space="preserve">3.1. Место исполнения обязательств: </w:t>
+      </w:r>
+      <w:r>
+        <w:t xml:space="preserve">наб. Космонавтов, д. 64, рп. Обухово, Тверская обл.</w:t>
+      </w:r>
+      <w:r>
+        <w:t xml:space="preserve">.</w:t>
+      </w:r>
+    </w:p>
+    <w:p>
+      <w:r>
+        <w:t xml:space="preserve">3.2. Уведомления направляются </w:t>
+      </w:r>
+      <w:r>
+        <w:t xml:space="preserve">Голубеву Петру Алексеевичу</w:t>
+      </w:r>
+      <w:r>
+        <w:t xml:space="preserve"> по телефону </w:t>
+      </w:r>
+      <w:r>
+        <w:t xml:space="preserve">+7 (495) 372-77-59</w:t>
+      </w:r>
+      <w:r>
+        <w:t xml:space="preserve">.</w:t>
+      </w:r>
+    </w:p>
+    <w:p>
+      <w:r>
+        <w:t xml:space="preserve">3.3. Срок исполнения обязательств — </w:t>
+      </w:r>
+      <w:r>
+        <w:t xml:space="preserve">не позднее 05.01.2026</w:t>
+      </w:r>
+      <w:r>
+        <w:t xml:space="preserve">.</w:t>
+      </w:r>
+    </w:p>
+    <w:p/>
+    <w:p>
+      <w:r>
+        <w:rPr>
+          <w:b/>
+        </w:rPr>
+        <w:t xml:space="preserve">4. ПРОЧИЕ УСЛОВИЯ</w:t>
+      </w:r>
+    </w:p>
+    <w:p>
+      <w:r>
+        <w:t xml:space="preserve">4.1. </w:t>
+      </w:r>
+      <w:r>
+        <w:t xml:space="preserve">Стороны несут ответственность за неисполнение или ненадлежащее исполнение обязательств в соответствии с законодательством Российской Федерации.</w:t>
+      </w:r>
+    </w:p>
+    <w:p>
+      <w:r>
+        <w:t xml:space="preserve">4.2. </w:t>
+      </w:r>
+      <w:r>
+        <w:t xml:space="preserve">Размер неустойки за нарушение сроков оплаты: </w:t>
+      </w:r>
+      <w:r>
+        <w:t xml:space="preserve">1/150 ключевой ставки ЦБ РФ годовых</w:t>
+      </w:r>
+      <w:r>
+        <w:t xml:space="preserve">. Предельный размер ответственности: </w:t>
+      </w:r>
+      <w:r>
+        <w:t xml:space="preserve">1/130 ключевой ставки ЦБ РФ за каждый день просрочки</w:t>
+      </w:r>
+      <w:r>
+        <w:t xml:space="preserve">.</w:t>
+      </w:r>
+    </w:p>
+    <w:p>
+      <w:r>
+        <w:t xml:space="preserve">4.3. </w:t>
+      </w:r>
+      <w:r>
+        <w:t xml:space="preserve">Стороны освобождаются от ответственности при наступлении обстоятельств непреодолимой силы, если они прямо повлияли на исполнение обязательств.</w:t>
+      </w:r>
+    </w:p>
+    <w:p>
+      <w:r>
+        <w:t xml:space="preserve">4.4. </w:t>
+      </w:r>
+      <w:r>
+        <w:t xml:space="preserve">Сторона, для которой создалась невозможность исполнения, обязана уведомить другую Сторону. Срок уведомления — </w:t>
+      </w:r>
+      <w:r>
+        <w:t xml:space="preserve">в течение 7 дней со дня предъявления требования</w:t>
+      </w:r>
+      <w:r>
+        <w:t xml:space="preserve">.</w:t>
+      </w:r>
+    </w:p>
+    <w:p>
+      <w:r>
+        <w:t xml:space="preserve">4.5. </w:t>
+      </w:r>
+      <w:r>
+        <w:t xml:space="preserve">Все споры и разногласия решаются путём переговоров. Претензионный порядок обязателен, срок ответа на претензию — </w:t>
+      </w:r>
+      <w:r>
+        <w:t xml:space="preserve">в течение 7 (Семи) рабочих дней с момента подписания акта</w:t>
+      </w:r>
+      <w:r>
+        <w:t xml:space="preserve">.</w:t>
+      </w:r>
+    </w:p>
+    <w:p/>
+    <w:p/>
+    <w:p/>
+    <w:p>
+      <w:r>
+        <w:rPr>
+          <w:b/>
+        </w:rPr>
+        <w:t xml:space="preserve">9. КОНТРОЛЬНЫЕ ВЕЛИЧИНЫ</w:t>
+      </w:r>
+    </w:p>
+    <w:p>
+      <w:r>
+        <w:t xml:space="preserve">9.1. Контрольная запись: </w:t>
+      </w:r>
+      <w:r>
+        <w:rPr>
+          <w:b/>
+        </w:rPr>
+        <w:t xml:space="preserve">30Ф-03</w:t>
+      </w:r>
+      <w:r>
+        <w:t xml:space="preserve">583/25-639Д</w:t>
+      </w:r>
+      <w:r>
+        <w:t xml:space="preserve">.</w:t>
+      </w:r>
+    </w:p>
+    <w:p>
+      <w:r>
+        <w:t xml:space="preserve">9.2. Контрольная запись: </w:t>
+      </w:r>
+      <w:r>
+        <w:rPr>
+          <w:b/>
+        </w:rPr>
+        <w:t xml:space="preserve">не менее 185</w:t>
+      </w:r>
+      <w:r>
+        <w:t xml:space="preserve">0000,2 (Одного миллиона восьмисот пятидесяти тысяч) рублей</w:t>
+      </w:r>
+      <w:r>
+        <w:t xml:space="preserve">.</w:t>
+      </w:r>
+    </w:p>
+    <w:p>
+      <w:r>
+        <w:t xml:space="preserve">9.3. Контрольная запись: </w:t>
+      </w:r>
+      <w:r>
+        <w:rPr>
+          <w:b/>
+        </w:rPr>
+        <w:t xml:space="preserve">0,0</w:t>
+      </w:r>
+      <w:r>
+        <w:t xml:space="preserve">1 (одной сотой) % от общей суммы счета</w:t>
+      </w:r>
+      <w:r>
+        <w:t xml:space="preserve">.</w:t>
+      </w:r>
+    </w:p>
+    <w:p>
+      <w:r>
+        <w:t xml:space="preserve">9.4. Контрольная запись: </w:t>
+      </w:r>
+      <w:r>
+        <w:t xml:space="preserve">не позднее ​1​3.12.2025</w:t>
+      </w:r>
+      <w:r>
+        <w:t xml:space="preserve">.</w:t>
+      </w:r>
+    </w:p>
+    <w:p/>
+    <w:p>
+      <w:r>
+        <w:rPr>
+          <w:b/>
+        </w:rPr>
+        <w:t xml:space="preserve">РЕКВИЗИТЫ И ПОДПИСИ СТОРОН</w:t>
+      </w:r>
+    </w:p>
+    <w:p/>
+    <w:tbl>
+      <w:tblPr>
+        <w:tblW w:w="9360" w:type="dxa"/>
+        <w:tblBorders>
+          <w:top w:val="single" w:sz="4" w:color="auto"/>
+          <w:left w:val="single" w:sz="4" w:color="auto"/>
+          <w:bottom w:val="single" w:sz="4" w:color="auto"/>
+          <w:right w:val="single" w:sz="4" w:color="auto"/>
+          <w:insideH w:val="single" w:sz="4" w:color="auto"/>
+          <w:insideV w:val="single" w:sz="4" w:color="auto"/>
+        </w:tblBorders>
+      </w:tblPr>
+      <w:tblGrid>
+        <w:gridCol w:w="4680"/>
+        <w:gridCol w:w="4680"/>
+      </w:tblGrid>
+      <w:tr>
+        <w:tc>
+          <w:tcPr>
+            <w:tcW w:w="4680" w:type="dxa"/>
+          </w:tcPr>
+          <w:p>
+            <w:r>
               <w:rPr>
                 <w:b/>
               </w:rPr>
@@ -706,7 +793,7 @@
               <w:t xml:space="preserve">Юридический адрес: </w:t>
             </w:r>
             <w:r>
-              <w:t xml:space="preserve">наб. Промышленная, д. 6, д. Малые Вязёмы, Тверская обл.</w:t>
+              <w:t xml:space="preserve">проезд Советская, д. 41, с. Ивановское, Свердловская обл.</w:t>
             </w:r>
           </w:p>
           <w:p>

--- a/tests/corpus_v2/docs/lease_0002.docx
+++ b/tests/corpus_v2/docs/lease_0002.docx
@@ -112,7 +112,7 @@
         <w:t xml:space="preserve">Срок передачи помещения по акту приёма-передачи — </w:t>
       </w:r>
       <w:r>
-        <w:t xml:space="preserve">в течение 20 календарных дней с момента поступления денежных средств на расчетный счет</w:t>
+        <w:t xml:space="preserve">в течение 10 календарных дней с момента поступления денежных средств на расчетный счет</w:t>
       </w:r>
       <w:r>
         <w:t xml:space="preserve">.</w:t>
@@ -126,7 +126,7 @@
         <w:t xml:space="preserve">Арендная плата за месяц: </w:t>
       </w:r>
       <w:r>
-        <w:t xml:space="preserve">40000 руб. 0 коп.</w:t>
+        <w:t xml:space="preserve">4960000 руб. 0 коп.</w:t>
       </w:r>
       <w:r>
         <w:t xml:space="preserve">, в том числе НДС</w:t>
@@ -141,6 +141,101 @@
       </w:r>
       <w:r>
         <w:t xml:space="preserve">Арендатор обязан поддерживать помещение в исправном состоянии и производить текущий ремонт за свой счёт.</w:t>
+      </w:r>
+    </w:p>
+    <w:p>
+      <w:r>
+        <w:t xml:space="preserve">1.5. </w:t>
+      </w:r>
+      <w:r>
+        <w:t xml:space="preserve">Партия сопровождается накладной формы ТОРГ-12 № </w:t>
+      </w:r>
+      <w:r>
+        <w:t xml:space="preserve">049514896</w:t>
+      </w:r>
+      <w:r>
+        <w:t xml:space="preserve">. Номенклатурный номер позиции — </w:t>
+      </w:r>
+      <w:r>
+        <w:t xml:space="preserve">040499224</w:t>
+      </w:r>
+      <w:r>
+        <w:t xml:space="preserve">. Заводской номер насоса — </w:t>
+      </w:r>
+      <w:r>
+        <w:t xml:space="preserve">045284510</w:t>
+      </w:r>
+      <w:r>
+        <w:t xml:space="preserve">.</w:t>
+      </w:r>
+    </w:p>
+    <w:p>
+      <w:r>
+        <w:t xml:space="preserve">1.6. </w:t>
+      </w:r>
+      <w:r>
+        <w:t xml:space="preserve">Целевые средства перечисляются по коду цели </w:t>
+      </w:r>
+      <w:r>
+        <w:t xml:space="preserve">041375779</w:t>
+      </w:r>
+      <w:r>
+        <w:t xml:space="preserve">, предусмотренному приказом Минфина России № 157н. </w:t>
+      </w:r>
+      <w:r>
+        <w:t xml:space="preserve">БИК будет сообщён дополнительно, номер заявки — </w:t>
+      </w:r>
+      <w:r>
+        <w:t xml:space="preserve">041485018</w:t>
+      </w:r>
+      <w:r>
+        <w:t xml:space="preserve">.</w:t>
+      </w:r>
+    </w:p>
+    <w:p>
+      <w:r>
+        <w:t xml:space="preserve">1.7. </w:t>
+      </w:r>
+      <w:r>
+        <w:t xml:space="preserve">Учёт потребления ведётся по лицевому счёту </w:t>
+      </w:r>
+      <w:r>
+        <w:t xml:space="preserve">83947247014</w:t>
+      </w:r>
+      <w:r>
+        <w:t xml:space="preserve">. Приложение к настоящему разделу зарегистрировано за номером </w:t>
+      </w:r>
+      <w:r>
+        <w:t xml:space="preserve">84793108387</w:t>
+      </w:r>
+      <w:r>
+        <w:t xml:space="preserve">. Счётчик имеет заводской номер </w:t>
+      </w:r>
+      <w:r>
+        <w:t xml:space="preserve">81681713387</w:t>
+      </w:r>
+      <w:r>
+        <w:t xml:space="preserve">.</w:t>
+      </w:r>
+    </w:p>
+    <w:p>
+      <w:r>
+        <w:t xml:space="preserve">1.8. </w:t>
+      </w:r>
+      <w:r>
+        <w:t xml:space="preserve">Сведения внесены в реестр за номером </w:t>
+      </w:r>
+      <w:r>
+        <w:t xml:space="preserve">87277872680</w:t>
+      </w:r>
+      <w:r>
+        <w:t xml:space="preserve">, как предусмотрено пунктом 2 статьи 434 Гражданского кодекса Российской Федерации. Уведомление о регистрации имеет исходящий № </w:t>
+      </w:r>
+      <w:r>
+        <w:t xml:space="preserve">80581286522</w:t>
+      </w:r>
+      <w:r>
+        <w:t xml:space="preserve">.</w:t>
       </w:r>
     </w:p>
     <w:p/>
@@ -179,7 +274,7 @@
         <w:t xml:space="preserve">2.3. Срок оплаты — </w:t>
       </w:r>
       <w:r>
-        <w:t xml:space="preserve">в течение 10 (Десяти) банковских дней с даты подписания Сторонами акта сдачи-приемки оказанных услуг</w:t>
+        <w:t xml:space="preserve">в течение 45 (Сорока пяти) банковских дней с даты подписания Сторонами акта сдачи-приемки оказанных услуг</w:t>
       </w:r>
       <w:r>
         <w:t xml:space="preserve">.</w:t>
@@ -199,7 +294,7 @@
         <w:t xml:space="preserve">, артикул </w:t>
       </w:r>
       <w:r>
-        <w:t xml:space="preserve">RM-2343-46</w:t>
+        <w:t xml:space="preserve">RM-7212-22</w:t>
       </w:r>
       <w:r>
         <w:t xml:space="preserve">, код </w:t>
@@ -259,49 +354,49 @@
         <w:t xml:space="preserve">. Товар отгружается с сопроводительным документом паспорт качества № </w:t>
       </w:r>
       <w:r>
-        <w:t xml:space="preserve">96 03 796460</w:t>
+        <w:t xml:space="preserve">79 07 851686</w:t>
       </w:r>
       <w:r>
         <w:t xml:space="preserve">. К партии приложен паспорт изделия № </w:t>
       </w:r>
       <w:r>
-        <w:t xml:space="preserve">68 24 710999</w:t>
+        <w:t xml:space="preserve">17 25 917216</w:t>
       </w:r>
       <w:r>
         <w:t xml:space="preserve">. Оборудование поставляется с паспортом транспортного средства № </w:t>
       </w:r>
       <w:r>
-        <w:t xml:space="preserve">11 03 121617</w:t>
+        <w:t xml:space="preserve">35 18 348297</w:t>
       </w:r>
       <w:r>
         <w:t xml:space="preserve">. Приёмка производится согласно техническому паспорту </w:t>
       </w:r>
       <w:r>
-        <w:t xml:space="preserve">60 09 587925</w:t>
+        <w:t xml:space="preserve">09 21 202771</w:t>
       </w:r>
       <w:r>
         <w:t xml:space="preserve">. СНИЛС не указан, номер заказа </w:t>
       </w:r>
       <w:r>
-        <w:t xml:space="preserve">674-401-048 46</w:t>
+        <w:t xml:space="preserve">185-492-364 97</w:t>
       </w:r>
       <w:r>
         <w:t xml:space="preserve">. Дата рождения не проставлена, документ выдан </w:t>
       </w:r>
       <w:r>
-        <w:t xml:space="preserve">23.07.2018</w:t>
+        <w:t xml:space="preserve">15.06.2024</w:t>
       </w:r>
       <w:r>
         <w:t xml:space="preserve">. Код подразделения, см. артикул </w:t>
       </w:r>
       <w:r>
-        <w:t xml:space="preserve">586-837</w:t>
+        <w:t xml:space="preserve">406-042</w:t>
       </w:r>
       <w:r>
         <w:t xml:space="preserve">. Цена — </w:t>
       </w:r>
       <w:r>
-        <w:t xml:space="preserve">94 600 000 (девяносто четыре миллиона шестьсот тысяч) рублей 00 копеек</w:t>
+        <w:t xml:space="preserve">17 300 000 (семнадцать миллионов триста тысяч) рублей 00 копеек</w:t>
       </w:r>
       <w:r>
         <w:t xml:space="preserve">, НДС не облагается</w:t>
@@ -318,25 +413,25 @@
         <w:t xml:space="preserve">Товар маркирован штрихкодом </w:t>
       </w:r>
       <w:r>
-        <w:t xml:space="preserve">4606929994533</w:t>
+        <w:t xml:space="preserve">4604953480261</w:t>
       </w:r>
       <w:r>
         <w:t xml:space="preserve">. Код контрагента по ОКПО — </w:t>
       </w:r>
       <w:r>
-        <w:t xml:space="preserve">5987389028</w:t>
+        <w:t xml:space="preserve">4636993047</w:t>
       </w:r>
       <w:r>
         <w:t xml:space="preserve">. Оборудование учтено под инвентарным номером </w:t>
       </w:r>
       <w:r>
-        <w:t xml:space="preserve">042535468</w:t>
+        <w:t xml:space="preserve">049169328</w:t>
       </w:r>
       <w:r>
         <w:t xml:space="preserve">, складской позиции присвоен номер </w:t>
       </w:r>
       <w:r>
-        <w:t xml:space="preserve">854969972</w:t>
+        <w:t xml:space="preserve">222254441</w:t>
       </w:r>
       <w:r>
         <w:t xml:space="preserve">.</w:t>
@@ -350,19 +445,19 @@
         <w:t xml:space="preserve">Оплата по счёту-фактуре на КБК </w:t>
       </w:r>
       <w:r>
-        <w:t xml:space="preserve">18210101011011000196</w:t>
+        <w:t xml:space="preserve">18210101011011000195</w:t>
       </w:r>
       <w:r>
         <w:t xml:space="preserve">. ИНН не присвоен, регистрационный № </w:t>
       </w:r>
       <w:r>
-        <w:t xml:space="preserve">3624661495</w:t>
+        <w:t xml:space="preserve">0549160388</w:t>
       </w:r>
       <w:r>
         <w:t xml:space="preserve">. ИНН не присвоен, платёжный документ № </w:t>
       </w:r>
       <w:r>
-        <w:t xml:space="preserve">801437383888</w:t>
+        <w:t xml:space="preserve">403413855085</w:t>
       </w:r>
       <w:r>
         <w:t xml:space="preserve">. Заказчик действует в лице </w:t>
@@ -382,13 +477,13 @@
         <w:t xml:space="preserve">Массовая доля влаги в товаре — </w:t>
       </w:r>
       <w:r>
-        <w:t xml:space="preserve">не более 13 %</w:t>
+        <w:t xml:space="preserve">не более 14 %</w:t>
       </w:r>
       <w:r>
         <w:t xml:space="preserve">. Товар подлежит хранению </w:t>
       </w:r>
       <w:r>
-        <w:t xml:space="preserve">в течение 24 часов</w:t>
+        <w:t xml:space="preserve">в течение 12 часов</w:t>
       </w:r>
       <w:r>
         <w:t xml:space="preserve"> при температуре не выше +4 °C. Срок исковой давности по требованиям, вытекающим из Договора, составляет </w:t>
@@ -457,7 +552,7 @@
           </w:tcPr>
           <w:p>
             <w:r>
-              <w:t xml:space="preserve">8155193402</w:t>
+              <w:t xml:space="preserve">3574423716</w:t>
             </w:r>
           </w:p>
         </w:tc>
@@ -485,7 +580,7 @@
         <w:t xml:space="preserve">Полномочия подтверждаются свидетельством о рождении, выдано </w:t>
       </w:r>
       <w:r>
-        <w:t xml:space="preserve">17.07.2016</w:t>
+        <w:t xml:space="preserve">12.02.2023</w:t>
       </w:r>
       <w:r>
         <w:t xml:space="preserve"> отделом ЗАГС.</w:t>
@@ -514,7 +609,7 @@
           </w:tcPr>
           <w:p>
             <w:r>
-              <w:t xml:space="preserve">7</w:t>
+              <w:t xml:space="preserve">8</w:t>
             </w:r>
           </w:p>
         </w:tc>
@@ -564,7 +659,7 @@
         <w:t xml:space="preserve">3.1. Место исполнения обязательств: </w:t>
       </w:r>
       <w:r>
-        <w:t xml:space="preserve">наб. Космонавтов, д. 64, рп. Обухово, Тверская обл.</w:t>
+        <w:t xml:space="preserve">ш. Ленинградская, д. 65, пгт. Софрино, Новосибирская обл.</w:t>
       </w:r>
       <w:r>
         <w:t xml:space="preserve">.</w:t>
@@ -581,7 +676,7 @@
         <w:t xml:space="preserve"> по телефону </w:t>
       </w:r>
       <w:r>
-        <w:t xml:space="preserve">+7 (495) 372-77-59</w:t>
+        <w:t xml:space="preserve">+7 (812) 476-45-40</w:t>
       </w:r>
       <w:r>
         <w:t xml:space="preserve">.</w:t>
@@ -592,7 +687,111 @@
         <w:t xml:space="preserve">3.3. Срок исполнения обязательств — </w:t>
       </w:r>
       <w:r>
-        <w:t xml:space="preserve">не позднее 05.01.2026</w:t>
+        <w:t xml:space="preserve">не позднее 22.08.2026</w:t>
+      </w:r>
+      <w:r>
+        <w:t xml:space="preserve">.</w:t>
+      </w:r>
+    </w:p>
+    <w:p>
+      <w:r>
+        <w:t xml:space="preserve">3.4. </w:t>
+      </w:r>
+      <w:r>
+        <w:t xml:space="preserve">Финансирование ведётся за счёт средств бюджета, КБК </w:t>
+      </w:r>
+      <w:r>
+        <w:t xml:space="preserve">18256788248552055415</w:t>
+      </w:r>
+      <w:r>
+        <w:t xml:space="preserve">. Счётчик имеет заводской номер </w:t>
+      </w:r>
+      <w:r>
+        <w:t xml:space="preserve">39918017017849588937</w:t>
+      </w:r>
+      <w:r>
+        <w:t xml:space="preserve">.</w:t>
+      </w:r>
+    </w:p>
+    <w:p>
+      <w:r>
+        <w:t xml:space="preserve">3.5. </w:t>
+      </w:r>
+      <w:r>
+        <w:t xml:space="preserve">Счёт на оплату содержит УИН </w:t>
+      </w:r>
+      <w:r>
+        <w:t xml:space="preserve">18209432969950956622</w:t>
+      </w:r>
+      <w:r>
+        <w:t xml:space="preserve">. Номер счёта-проформы — </w:t>
+      </w:r>
+      <w:r>
+        <w:t xml:space="preserve">77972987662673291131</w:t>
+      </w:r>
+      <w:r>
+        <w:t xml:space="preserve">. Очерёдность списания со счёта определяется статьёй 855 Гражданского кодекса Российской Федерации, код вида дохода — </w:t>
+      </w:r>
+      <w:r>
+        <w:t xml:space="preserve">18210822359961631952</w:t>
+      </w:r>
+      <w:r>
+        <w:t xml:space="preserve">.</w:t>
+      </w:r>
+    </w:p>
+    <w:p>
+      <w:r>
+        <w:t xml:space="preserve">3.6. </w:t>
+      </w:r>
+      <w:r>
+        <w:t xml:space="preserve">ИНН иностранному контрагенту не присваивается, номер в торговом реестре </w:t>
+      </w:r>
+      <w:r>
+        <w:t xml:space="preserve">5933259368</w:t>
+      </w:r>
+      <w:r>
+        <w:t xml:space="preserve">. ИНН указан в приложении, номер спецификации </w:t>
+      </w:r>
+      <w:r>
+        <w:t xml:space="preserve">1951489710</w:t>
+      </w:r>
+      <w:r>
+        <w:t xml:space="preserve">. ИНН присваивается в порядке статьи 84 Налогового кодекса Российской Федерации; номер решения о постановке на учёт — </w:t>
+      </w:r>
+      <w:r>
+        <w:t xml:space="preserve">9732459454</w:t>
+      </w:r>
+      <w:r>
+        <w:t xml:space="preserve">.</w:t>
+      </w:r>
+    </w:p>
+    <w:p>
+      <w:r>
+        <w:t xml:space="preserve">3.7. </w:t>
+      </w:r>
+      <w:r>
+        <w:t xml:space="preserve">Партии присвоен номер прослеживаемости </w:t>
+      </w:r>
+      <w:r>
+        <w:t xml:space="preserve">0668518430</w:t>
+      </w:r>
+      <w:r>
+        <w:t xml:space="preserve">. Содержание примеси не превышает </w:t>
+      </w:r>
+      <w:r>
+        <w:t xml:space="preserve">0,3 %</w:t>
+      </w:r>
+      <w:r>
+        <w:t xml:space="preserve">. Погрешность измерения прибора — не более </w:t>
+      </w:r>
+      <w:r>
+        <w:t xml:space="preserve">0,1 %</w:t>
+      </w:r>
+      <w:r>
+        <w:t xml:space="preserve">. Станок имеет заводской номер </w:t>
+      </w:r>
+      <w:r>
+        <w:t xml:space="preserve">2677656749</w:t>
       </w:r>
       <w:r>
         <w:t xml:space="preserve">.</w:t>
@@ -665,7 +864,125 @@
         <w:t xml:space="preserve">Все споры и разногласия решаются путём переговоров. Претензионный порядок обязателен, срок ответа на претензию — </w:t>
       </w:r>
       <w:r>
-        <w:t xml:space="preserve">в течение 7 (Семи) рабочих дней с момента подписания акта</w:t>
+        <w:t xml:space="preserve">в течение 30 (Тридцати) рабочих дней с момента подписания акта</w:t>
+      </w:r>
+      <w:r>
+        <w:t xml:space="preserve">.</w:t>
+      </w:r>
+    </w:p>
+    <w:p>
+      <w:r>
+        <w:t xml:space="preserve">4.6. </w:t>
+      </w:r>
+      <w:r>
+        <w:t xml:space="preserve">ИНН физического лица отсутствует, лицевой счёт абонента </w:t>
+      </w:r>
+      <w:r>
+        <w:t xml:space="preserve">962825860541</w:t>
+      </w:r>
+      <w:r>
+        <w:t xml:space="preserve">. ИНН приведён в приложении, код позиции </w:t>
+      </w:r>
+      <w:r>
+        <w:t xml:space="preserve">412444995291</w:t>
+      </w:r>
+      <w:r>
+        <w:t xml:space="preserve">. В силу статьи 86 Налогового кодекса Российской Федерации ИНН запрашивается налоговым органом; номер запроса — </w:t>
+      </w:r>
+      <w:r>
+        <w:t xml:space="preserve">107298229568</w:t>
+      </w:r>
+      <w:r>
+        <w:t xml:space="preserve">.</w:t>
+      </w:r>
+    </w:p>
+    <w:p>
+      <w:r>
+        <w:t xml:space="preserve">4.7. </w:t>
+      </w:r>
+      <w:r>
+        <w:t xml:space="preserve">Накладной на партию присвоен номер </w:t>
+      </w:r>
+      <w:r>
+        <w:t xml:space="preserve">297723987919</w:t>
+      </w:r>
+      <w:r>
+        <w:t xml:space="preserve">. Контрольный модуль имеет заводской номер </w:t>
+      </w:r>
+      <w:r>
+        <w:t xml:space="preserve">804865427017</w:t>
+      </w:r>
+      <w:r>
+        <w:t xml:space="preserve">. Уклон кровли поставляемого сооружения — </w:t>
+      </w:r>
+      <w:r>
+        <w:t xml:space="preserve">7 %</w:t>
+      </w:r>
+      <w:r>
+        <w:t xml:space="preserve">.</w:t>
+      </w:r>
+    </w:p>
+    <w:p>
+      <w:r>
+        <w:t xml:space="preserve">4.8. </w:t>
+      </w:r>
+      <w:r>
+        <w:t xml:space="preserve">Предельная доля иностранного участия в уставном капитале установлена законом и составляет </w:t>
+      </w:r>
+      <w:r>
+        <w:t xml:space="preserve">25 %</w:t>
+      </w:r>
+      <w:r>
+        <w:t xml:space="preserve"> в силу Федерального закона об иностранных инвестициях. В приложении № 3 указана допустимая доля брака — </w:t>
+      </w:r>
+      <w:r>
+        <w:t xml:space="preserve">2,3 %</w:t>
+      </w:r>
+      <w:r>
+        <w:t xml:space="preserve">.</w:t>
+      </w:r>
+    </w:p>
+    <w:p>
+      <w:r>
+        <w:t xml:space="preserve">4.9. </w:t>
+      </w:r>
+      <w:r>
+        <w:t xml:space="preserve">Изготовитель установил срок годности </w:t>
+      </w:r>
+      <w:r>
+        <w:t xml:space="preserve">в течение 36 месяцев</w:t>
+      </w:r>
+      <w:r>
+        <w:t xml:space="preserve"> с даты производства. Уложенная смесь выдерживается </w:t>
+      </w:r>
+      <w:r>
+        <w:t xml:space="preserve">в течение 48 часов</w:t>
+      </w:r>
+      <w:r>
+        <w:t xml:space="preserve"> без доступа влаги.</w:t>
+      </w:r>
+    </w:p>
+    <w:p>
+      <w:r>
+        <w:t xml:space="preserve">4.10. </w:t>
+      </w:r>
+      <w:r>
+        <w:t xml:space="preserve">Требования к качеству работ могут быть предъявлены </w:t>
+      </w:r>
+      <w:r>
+        <w:t xml:space="preserve">в течение одного года</w:t>
+      </w:r>
+      <w:r>
+        <w:t xml:space="preserve">, как установлено статьёй 725 Гражданского кодекса Российской Федерации. Общество осуществляет деятельность </w:t>
+      </w:r>
+      <w:r>
+        <w:t xml:space="preserve">в течение 25 лет</w:t>
+      </w:r>
+      <w:r>
+        <w:t xml:space="preserve">. Окончание отчётного периода — </w:t>
+      </w:r>
+      <w:r>
+        <w:t xml:space="preserve">не позднее 08.12.2024</w:t>
       </w:r>
       <w:r>
         <w:t xml:space="preserve">.</w:t>
@@ -690,10 +1007,10 @@
         <w:rPr>
           <w:b/>
         </w:rPr>
-        <w:t xml:space="preserve">30Ф-03</w:t>
-      </w:r>
-      <w:r>
-        <w:t xml:space="preserve">583/25-639Д</w:t>
+        <w:t xml:space="preserve">77Ф-28</w:t>
+      </w:r>
+      <w:r>
+        <w:t xml:space="preserve">696/22-079Д</w:t>
       </w:r>
       <w:r>
         <w:t xml:space="preserve">.</w:t>
@@ -707,10 +1024,10 @@
         <w:rPr>
           <w:b/>
         </w:rPr>
-        <w:t xml:space="preserve">не менее 185</w:t>
-      </w:r>
-      <w:r>
-        <w:t xml:space="preserve">0000,2 (Одного миллиона восьмисот пятидесяти тысяч) рублей</w:t>
+        <w:t xml:space="preserve">не менее 702</w:t>
+      </w:r>
+      <w:r>
+        <w:t xml:space="preserve">0000,3 (Семи миллионов двадцати тысяч) рублей</w:t>
       </w:r>
       <w:r>
         <w:t xml:space="preserve">.</w:t>
@@ -738,7 +1055,7 @@
         <w:t xml:space="preserve">9.4. Контрольная запись: </w:t>
       </w:r>
       <w:r>
-        <w:t xml:space="preserve">не позднее ​1​3.12.2025</w:t>
+        <w:t xml:space="preserve">в течен‍ие 20 (Двадцати) дней с даты подписания Сторонами акта сдачи-прием⁠ки оказанных услуг</w:t>
       </w:r>
       <w:r>
         <w:t xml:space="preserve">.</w:t>
@@ -793,7 +1110,7 @@
               <w:t xml:space="preserve">Юридический адрес: </w:t>
             </w:r>
             <w:r>
-              <w:t xml:space="preserve">проезд Советская, д. 41, с. Ивановское, Свердловская обл.</w:t>
+              <w:t xml:space="preserve">ул. Промышленная, д. 81, с. Ивановское, Республика Татарстан</w:t>
             </w:r>
           </w:p>
           <w:p>
@@ -801,7 +1118,7 @@
               <w:t xml:space="preserve">Почтовый адрес: </w:t>
             </w:r>
             <w:r>
-              <w:t xml:space="preserve">наб. Промышленная, д. 44, тер. СНТ «Родник», Московская обл.</w:t>
+              <w:t xml:space="preserve">ш. Баумана, д. 42, пос. Заречный, Республика Татарстан</w:t>
             </w:r>
           </w:p>
           <w:p>
@@ -856,7 +1173,7 @@
               <w:t xml:space="preserve">Тел.: </w:t>
             </w:r>
             <w:r>
-              <w:t xml:space="preserve">+7 (499) 676-83-38</w:t>
+              <w:t xml:space="preserve">+7 (383) 426-82-88</w:t>
             </w:r>
           </w:p>
           <w:p>
@@ -864,7 +1181,7 @@
               <w:t xml:space="preserve">E-mail: </w:t>
             </w:r>
             <w:r>
-              <w:t xml:space="preserve">volkova@mail.ru</w:t>
+              <w:t xml:space="preserve">volkova@corp-tehno.ru</w:t>
             </w:r>
           </w:p>
           <w:p/>
@@ -902,7 +1219,7 @@
               <w:t xml:space="preserve">Адрес регистрации: </w:t>
             </w:r>
             <w:r>
-              <w:t xml:space="preserve">ул. Заречная, д. 58, рп. Обухово, Московская обл.</w:t>
+              <w:t xml:space="preserve">ш. Ленина, д. 34, пгт. Софрино, Тверская обл.</w:t>
             </w:r>
           </w:p>
           <w:p>
@@ -941,7 +1258,7 @@
               <w:t xml:space="preserve">Тел.: </w:t>
             </w:r>
             <w:r>
-              <w:t xml:space="preserve">+7 (383) 299-26-44</w:t>
+              <w:t xml:space="preserve">+7 (812) 744-19-93</w:t>
             </w:r>
           </w:p>
           <w:p>
@@ -949,7 +1266,7 @@
               <w:t xml:space="preserve">E-mail: </w:t>
             </w:r>
             <w:r>
-              <w:t xml:space="preserve">golubev@bk.ru</w:t>
+              <w:t xml:space="preserve">golubev@mail.ru</w:t>
             </w:r>
           </w:p>
           <w:p/>
@@ -1073,13 +1390,13 @@
       <w:t xml:space="preserve">Исполнитель документа: </w:t>
     </w:r>
     <w:r>
-      <w:t xml:space="preserve">Сидорова Д. А.</w:t>
+      <w:t xml:space="preserve">Морозов Е. А.</w:t>
     </w:r>
     <w:r>
       <w:t xml:space="preserve">, тел. </w:t>
     </w:r>
     <w:r>
-      <w:t xml:space="preserve">8(499)5915566</w:t>
+      <w:t xml:space="preserve">8(499)9677599</w:t>
     </w:r>
   </w:p>
 </w:ftr>

--- a/tests/corpus_v2/docs/lease_0002.docx
+++ b/tests/corpus_v2/docs/lease_0002.docx
@@ -1056,6 +1056,37 @@
       </w:r>
       <w:r>
         <w:t xml:space="preserve">в течен‍ие 20 (Двадцати) дней с даты подписания Сторонами акта сдачи-прием⁠ки оказанных услуг</w:t>
+      </w:r>
+      <w:r>
+        <w:t xml:space="preserve">.</w:t>
+      </w:r>
+    </w:p>
+    <w:p/>
+    <w:p>
+      <w:r>
+        <w:rPr>
+          <w:b/>
+        </w:rPr>
+        <w:t xml:space="preserve">6. ОСОБЫЕ УСЛОВИЯ ОТДЕЛЬНЫХ ВИДОВ ДАННЫХ</w:t>
+      </w:r>
+    </w:p>
+    <w:p>
+      <w:r>
+        <w:t xml:space="preserve">6.1. Полномочия представителя подтверждены доверенностью, реестровый номер </w:t>
+      </w:r>
+      <w:r>
+        <w:t xml:space="preserve">50/121-н/50-2023-4-88</w:t>
+      </w:r>
+      <w:r>
+        <w:t xml:space="preserve">.</w:t>
+      </w:r>
+    </w:p>
+    <w:p>
+      <w:r>
+        <w:t xml:space="preserve">6.2. Для сопоставления в учёте указывается: </w:t>
+      </w:r>
+      <w:r>
+        <w:t xml:space="preserve">срок действия 12/2024-06/2025</w:t>
       </w:r>
       <w:r>
         <w:t xml:space="preserve">.</w:t>

--- a/tests/corpus_v2/docs/lease_0002.docx
+++ b/tests/corpus_v2/docs/lease_0002.docx
@@ -1072,21 +1072,87 @@
     </w:p>
     <w:p>
       <w:r>
-        <w:t xml:space="preserve">6.1. Полномочия представителя подтверждены доверенностью, реестровый номер </w:t>
-      </w:r>
-      <w:r>
-        <w:t xml:space="preserve">50/121-н/50-2023-4-88</w:t>
-      </w:r>
-      <w:r>
-        <w:t xml:space="preserve">.</w:t>
-      </w:r>
-    </w:p>
-    <w:p>
-      <w:r>
-        <w:t xml:space="preserve">6.2. Для сопоставления в учёте указывается: </w:t>
-      </w:r>
-      <w:r>
-        <w:t xml:space="preserve">срок действия 12/2024-06/2025</w:t>
+        <w:t xml:space="preserve">6.1. Работы выполняются на основании ранее заключённого Договора № </w:t>
+      </w:r>
+      <w:r>
+        <w:t xml:space="preserve">2/17</w:t>
+      </w:r>
+      <w:r>
+        <w:t xml:space="preserve"> между теми же сторонами.</w:t>
+      </w:r>
+    </w:p>
+    <w:p>
+      <w:r>
+        <w:t xml:space="preserve">6.2. Первичные документы: </w:t>
+      </w:r>
+      <w:r>
+        <w:t xml:space="preserve">лицензия Л035-01298-77/00123456 Рособрнадзора</w:t>
+      </w:r>
+      <w:r>
+        <w:t xml:space="preserve">.</w:t>
+      </w:r>
+    </w:p>
+    <w:p>
+      <w:r>
+        <w:t xml:space="preserve">6.3. Запись о лицензии внесена в реестр за регистрационным номером </w:t>
+      </w:r>
+      <w:r>
+        <w:t xml:space="preserve">731004592</w:t>
+      </w:r>
+      <w:r>
+        <w:t xml:space="preserve">.</w:t>
+      </w:r>
+    </w:p>
+    <w:p>
+      <w:r>
+        <w:t xml:space="preserve">6.4. Внутренний учёт ведётся отдельно: </w:t>
+      </w:r>
+      <w:r>
+        <w:t xml:space="preserve">сведения внесены в реестр, номер записи не присвоен</w:t>
+      </w:r>
+      <w:r>
+        <w:t xml:space="preserve">.</w:t>
+      </w:r>
+    </w:p>
+    <w:p>
+      <w:r>
+        <w:t xml:space="preserve">6.5. Полномочия представителя подтверждены доверенностью, реестровый номер </w:t>
+      </w:r>
+      <w:r>
+        <w:t xml:space="preserve">78/1445-н/78-2022-12-7</w:t>
+      </w:r>
+      <w:r>
+        <w:t xml:space="preserve">.</w:t>
+      </w:r>
+    </w:p>
+    <w:p>
+      <w:r>
+        <w:t xml:space="preserve">6.6. Для сопоставления в учёте указывается: </w:t>
+      </w:r>
+      <w:r>
+        <w:t xml:space="preserve">ГОСТ Р 52044-2003</w:t>
+      </w:r>
+      <w:r>
+        <w:t xml:space="preserve">.</w:t>
+      </w:r>
+    </w:p>
+    <w:p>
+      <w:r>
+        <w:t xml:space="preserve">6.7. Решение принято большинством в </w:t>
+      </w:r>
+      <w:r>
+        <w:t xml:space="preserve">9 % уставного капитала общества</w:t>
+      </w:r>
+      <w:r>
+        <w:t xml:space="preserve"> от общего числа голосов членов совета директоров.</w:t>
+      </w:r>
+    </w:p>
+    <w:p>
+      <w:r>
+        <w:t xml:space="preserve">6.8. Кворум определяется уставом: </w:t>
+      </w:r>
+      <w:r>
+        <w:t xml:space="preserve">большинством в две трети голосов</w:t>
       </w:r>
       <w:r>
         <w:t xml:space="preserve">.</w:t>

--- a/tests/corpus_v2/docs/lease_0002.docx
+++ b/tests/corpus_v2/docs/lease_0002.docx
@@ -1072,10 +1072,32 @@
     </w:p>
     <w:p>
       <w:r>
-        <w:t xml:space="preserve">6.1. Работы выполняются на основании ранее заключённого Договора № </w:t>
-      </w:r>
-      <w:r>
-        <w:t xml:space="preserve">2/17</w:t>
+        <w:t xml:space="preserve">6.1. Стороны ранее заключили </w:t>
+      </w:r>
+      <w:r>
+        <w:t xml:space="preserve">договор поставки</w:t>
+      </w:r>
+      <w:r>
+        <w:t xml:space="preserve"> на сопоставимых условиях.</w:t>
+      </w:r>
+    </w:p>
+    <w:p>
+      <w:r>
+        <w:t xml:space="preserve">6.2. Прочие условия: </w:t>
+      </w:r>
+      <w:r>
+        <w:t xml:space="preserve">отношения сторон регулируются гражданским законодательством</w:t>
+      </w:r>
+      <w:r>
+        <w:t xml:space="preserve">.</w:t>
+      </w:r>
+    </w:p>
+    <w:p>
+      <w:r>
+        <w:t xml:space="preserve">6.3. Работы выполняются на основании ранее заключённого Договора № </w:t>
+      </w:r>
+      <w:r>
+        <w:t xml:space="preserve">01Ф-00034/16-124Д</w:t>
       </w:r>
       <w:r>
         <w:t xml:space="preserve"> между теми же сторонами.</w:t>
@@ -1083,29 +1105,73 @@
     </w:p>
     <w:p>
       <w:r>
-        <w:t xml:space="preserve">6.2. Первичные документы: </w:t>
-      </w:r>
-      <w:r>
-        <w:t xml:space="preserve">лицензия Л035-01298-77/00123456 Рособрнадзора</w:t>
-      </w:r>
-      <w:r>
-        <w:t xml:space="preserve">.</w:t>
-      </w:r>
-    </w:p>
-    <w:p>
-      <w:r>
-        <w:t xml:space="preserve">6.3. Запись о лицензии внесена в реестр за регистрационным номером </w:t>
-      </w:r>
-      <w:r>
-        <w:t xml:space="preserve">731004592</w:t>
-      </w:r>
-      <w:r>
-        <w:t xml:space="preserve">.</w:t>
-      </w:r>
-    </w:p>
-    <w:p>
-      <w:r>
-        <w:t xml:space="preserve">6.4. Внутренний учёт ведётся отдельно: </w:t>
+        <w:t xml:space="preserve">6.4. Первичные документы: </w:t>
+      </w:r>
+      <w:r>
+        <w:t xml:space="preserve">как указано в пункте 4.2 настоящего Договора</w:t>
+      </w:r>
+      <w:r>
+        <w:t xml:space="preserve">.</w:t>
+      </w:r>
+    </w:p>
+    <w:p>
+      <w:r>
+        <w:t xml:space="preserve">6.5. Паспорт гражданина Российской Федерации выдан </w:t>
+      </w:r>
+      <w:r>
+        <w:t xml:space="preserve">УМВД России по Владимирской области</w:t>
+      </w:r>
+      <w:r>
+        <w:t xml:space="preserve">, паспорт предъявлен при подписании.</w:t>
+      </w:r>
+    </w:p>
+    <w:p>
+      <w:r>
+        <w:t xml:space="preserve">6.6. Сопутствующие сведения: </w:t>
+      </w:r>
+      <w:r>
+        <w:t xml:space="preserve">доверенность выдана сроком на три года без права передоверия</w:t>
+      </w:r>
+      <w:r>
+        <w:t xml:space="preserve">.</w:t>
+      </w:r>
+    </w:p>
+    <w:p>
+      <w:r>
+        <w:t xml:space="preserve">6.7. Запись о государственной регистрации внесена регистрирующим органом: </w:t>
+      </w:r>
+      <w:r>
+        <w:t xml:space="preserve">Инспекция ФНС России № 24 по г. Москве</w:t>
+      </w:r>
+      <w:r>
+        <w:t xml:space="preserve">.</w:t>
+      </w:r>
+    </w:p>
+    <w:p>
+      <w:r>
+        <w:t xml:space="preserve">6.8. Общие сведения о регистрации: </w:t>
+      </w:r>
+      <w:r>
+        <w:t xml:space="preserve">отчётность представляется в налоговый орган по месту учёта</w:t>
+      </w:r>
+      <w:r>
+        <w:t xml:space="preserve">.</w:t>
+      </w:r>
+    </w:p>
+    <w:p>
+      <w:r>
+        <w:t xml:space="preserve">6.9. Запись о лицензии внесена в реестр за регистрационным номером </w:t>
+      </w:r>
+      <w:r>
+        <w:t xml:space="preserve">144625873</w:t>
+      </w:r>
+      <w:r>
+        <w:t xml:space="preserve">.</w:t>
+      </w:r>
+    </w:p>
+    <w:p>
+      <w:r>
+        <w:t xml:space="preserve">6.10. Внутренний учёт ведётся отдельно: </w:t>
       </w:r>
       <w:r>
         <w:t xml:space="preserve">сведения внесены в реестр, номер записи не присвоен</w:t>
@@ -1116,32 +1182,32 @@
     </w:p>
     <w:p>
       <w:r>
-        <w:t xml:space="preserve">6.5. Полномочия представителя подтверждены доверенностью, реестровый номер </w:t>
-      </w:r>
-      <w:r>
-        <w:t xml:space="preserve">78/1445-н/78-2022-12-7</w:t>
-      </w:r>
-      <w:r>
-        <w:t xml:space="preserve">.</w:t>
-      </w:r>
-    </w:p>
-    <w:p>
-      <w:r>
-        <w:t xml:space="preserve">6.6. Для сопоставления в учёте указывается: </w:t>
-      </w:r>
-      <w:r>
-        <w:t xml:space="preserve">ГОСТ Р 52044-2003</w:t>
-      </w:r>
-      <w:r>
-        <w:t xml:space="preserve">.</w:t>
-      </w:r>
-    </w:p>
-    <w:p>
-      <w:r>
-        <w:t xml:space="preserve">6.7. Решение принято большинством в </w:t>
-      </w:r>
-      <w:r>
-        <w:t xml:space="preserve">9 % уставного капитала общества</w:t>
+        <w:t xml:space="preserve">6.11. Полномочия представителя подтверждены доверенностью, реестровый номер </w:t>
+      </w:r>
+      <w:r>
+        <w:t xml:space="preserve">50/121-н/50-2023-4-88</w:t>
+      </w:r>
+      <w:r>
+        <w:t xml:space="preserve">.</w:t>
+      </w:r>
+    </w:p>
+    <w:p>
+      <w:r>
+        <w:t xml:space="preserve">6.12. Для сопоставления в учёте указывается: </w:t>
+      </w:r>
+      <w:r>
+        <w:t xml:space="preserve">кадастровый номер 77:01:0004012:2211</w:t>
+      </w:r>
+      <w:r>
+        <w:t xml:space="preserve">.</w:t>
+      </w:r>
+    </w:p>
+    <w:p>
+      <w:r>
+        <w:t xml:space="preserve">6.13. Решение принято большинством в </w:t>
+      </w:r>
+      <w:r>
+        <w:t xml:space="preserve">25,5 % голосов от общего числа</w:t>
       </w:r>
       <w:r>
         <w:t xml:space="preserve"> от общего числа голосов членов совета директоров.</w:t>
@@ -1149,7 +1215,7 @@
     </w:p>
     <w:p>
       <w:r>
-        <w:t xml:space="preserve">6.8. Кворум определяется уставом: </w:t>
+        <w:t xml:space="preserve">6.14. Кворум определяется уставом: </w:t>
       </w:r>
       <w:r>
         <w:t xml:space="preserve">большинством в две трети голосов</w:t>

--- a/tests/corpus_v2/docs/lease_0002.docx
+++ b/tests/corpus_v2/docs/lease_0002.docx
@@ -39,7 +39,7 @@
         <w:t xml:space="preserve">     </w:t>
       </w:r>
       <w:r>
-        <w:t xml:space="preserve">09.12.2024</w:t>
+        <w:t xml:space="preserve">9 декабря 2024 года</w:t>
       </w:r>
     </w:p>
     <w:p/>
